--- a/assets/doc/强鑫波.docx
+++ b/assets/doc/强鑫波.docx
@@ -1,6 +1,6 @@
 
 <file path=word/document.xml><?xml version="1.0" encoding="utf-8"?>
-<w:document xmlns:wpc="http://schemas.microsoft.com/office/word/2010/wordprocessingCanvas" xmlns:cx="http://schemas.microsoft.com/office/drawing/2014/chartex" xmlns:cx1="http://schemas.microsoft.com/office/drawing/2015/9/8/chartex" xmlns:cx2="http://schemas.microsoft.com/office/drawing/2015/10/21/chartex" xmlns:cx3="http://schemas.microsoft.com/office/drawing/2016/5/9/chartex" xmlns:cx4="http://schemas.microsoft.com/office/drawing/2016/5/10/chartex" xmlns:cx5="http://schemas.microsoft.com/office/drawing/2016/5/11/chartex" xmlns:cx6="http://schemas.microsoft.com/office/drawing/2016/5/12/chartex" xmlns:cx7="http://schemas.microsoft.com/office/drawing/2016/5/13/chartex" xmlns:cx8="http://schemas.microsoft.com/office/drawing/2016/5/14/chartex" xmlns:mc="http://schemas.openxmlformats.org/markup-compatibility/2006" xmlns:aink="http://schemas.microsoft.com/office/drawing/2016/ink" xmlns:am3d="http://schemas.microsoft.com/office/drawing/2017/model3d" xmlns:o="urn:schemas-microsoft-com:office:office" xmlns:r="http://schemas.openxmlformats.org/officeDocument/2006/relationships" xmlns:m="http://schemas.openxmlformats.org/officeDocument/2006/math" xmlns:v="urn:schemas-microsoft-com:vml" xmlns:wp14="http://schemas.microsoft.com/office/word/2010/wordprocessingDrawing" xmlns:wp="http://schemas.openxmlformats.org/drawingml/2006/wordprocessingDrawing" xmlns:w10="urn:schemas-microsoft-com:office:word" xmlns:w="http://schemas.openxmlformats.org/wordprocessingml/2006/main" xmlns:w14="http://schemas.microsoft.com/office/word/2010/wordml" xmlns:w15="http://schemas.microsoft.com/office/word/2012/wordml" xmlns:w16cid="http://schemas.microsoft.com/office/word/2016/wordml/cid" xmlns:w16se="http://schemas.microsoft.com/office/word/2015/wordml/symex" xmlns:wpg="http://schemas.microsoft.com/office/word/2010/wordprocessingGroup" xmlns:wpi="http://schemas.microsoft.com/office/word/2010/wordprocessingInk" xmlns:wne="http://schemas.microsoft.com/office/word/2006/wordml" xmlns:wps="http://schemas.microsoft.com/office/word/2010/wordprocessingShape" mc:Ignorable="w14 w15 w16se w16cid wp14">
+<w:document xmlns:wpc="http://schemas.microsoft.com/office/word/2010/wordprocessingCanvas" xmlns:cx="http://schemas.microsoft.com/office/drawing/2014/chartex" xmlns:cx1="http://schemas.microsoft.com/office/drawing/2015/9/8/chartex" xmlns:cx2="http://schemas.microsoft.com/office/drawing/2015/10/21/chartex" xmlns:cx3="http://schemas.microsoft.com/office/drawing/2016/5/9/chartex" xmlns:cx4="http://schemas.microsoft.com/office/drawing/2016/5/10/chartex" xmlns:cx5="http://schemas.microsoft.com/office/drawing/2016/5/11/chartex" xmlns:cx6="http://schemas.microsoft.com/office/drawing/2016/5/12/chartex" xmlns:cx7="http://schemas.microsoft.com/office/drawing/2016/5/13/chartex" xmlns:cx8="http://schemas.microsoft.com/office/drawing/2016/5/14/chartex" xmlns:mc="http://schemas.openxmlformats.org/markup-compatibility/2006" xmlns:aink="http://schemas.microsoft.com/office/drawing/2016/ink" xmlns:am3d="http://schemas.microsoft.com/office/drawing/2017/model3d" xmlns:o="urn:schemas-microsoft-com:office:office" xmlns:oel="http://schemas.microsoft.com/office/2019/extlst" xmlns:r="http://schemas.openxmlformats.org/officeDocument/2006/relationships" xmlns:m="http://schemas.openxmlformats.org/officeDocument/2006/math" xmlns:v="urn:schemas-microsoft-com:vml" xmlns:wp14="http://schemas.microsoft.com/office/word/2010/wordprocessingDrawing" xmlns:wp="http://schemas.openxmlformats.org/drawingml/2006/wordprocessingDrawing" xmlns:w10="urn:schemas-microsoft-com:office:word" xmlns:w="http://schemas.openxmlformats.org/wordprocessingml/2006/main" xmlns:w14="http://schemas.microsoft.com/office/word/2010/wordml" xmlns:w15="http://schemas.microsoft.com/office/word/2012/wordml" xmlns:w16cex="http://schemas.microsoft.com/office/word/2018/wordml/cex" xmlns:w16cid="http://schemas.microsoft.com/office/word/2016/wordml/cid" xmlns:w16="http://schemas.microsoft.com/office/word/2018/wordml" xmlns:w16sdtdh="http://schemas.microsoft.com/office/word/2020/wordml/sdtdatahash" xmlns:w16se="http://schemas.microsoft.com/office/word/2015/wordml/symex" xmlns:wpg="http://schemas.microsoft.com/office/word/2010/wordprocessingGroup" xmlns:wpi="http://schemas.microsoft.com/office/word/2010/wordprocessingInk" xmlns:wne="http://schemas.microsoft.com/office/word/2006/wordml" xmlns:wps="http://schemas.microsoft.com/office/word/2010/wordprocessingShape" mc:Ignorable="w14 w15 w16se w16cid w16 w16cex w16sdtdh wp14">
   <w:body>
     <w:tbl>
       <w:tblPr>
@@ -213,6 +213,7 @@
                         <w:pPr>
                           <w:spacing w:line="320" w:lineRule="atLeast"/>
                           <w:rPr>
+                            <w:rFonts w:hint="eastAsia"/>
                             <w:color w:val="000000"/>
                             <w:sz w:val="18"/>
                             <w:szCs w:val="18"/>
@@ -238,6 +239,7 @@
                         <w:pPr>
                           <w:spacing w:line="320" w:lineRule="atLeast"/>
                           <w:rPr>
+                            <w:rFonts w:hint="eastAsia"/>
                             <w:color w:val="000000"/>
                             <w:sz w:val="18"/>
                             <w:szCs w:val="18"/>
@@ -263,6 +265,7 @@
                         <w:pPr>
                           <w:spacing w:line="320" w:lineRule="atLeast"/>
                           <w:rPr>
+                            <w:rFonts w:hint="eastAsia"/>
                             <w:color w:val="000000"/>
                             <w:sz w:val="18"/>
                             <w:szCs w:val="18"/>
@@ -288,6 +291,7 @@
                         <w:pPr>
                           <w:spacing w:line="320" w:lineRule="atLeast"/>
                           <w:rPr>
+                            <w:rFonts w:hint="eastAsia"/>
                             <w:color w:val="000000"/>
                             <w:sz w:val="18"/>
                             <w:szCs w:val="18"/>
@@ -318,6 +322,7 @@
                         <w:pPr>
                           <w:spacing w:line="320" w:lineRule="atLeast"/>
                           <w:rPr>
+                            <w:rFonts w:hint="eastAsia"/>
                             <w:color w:val="000000"/>
                             <w:sz w:val="18"/>
                             <w:szCs w:val="18"/>
@@ -343,6 +348,7 @@
                         <w:pPr>
                           <w:spacing w:line="320" w:lineRule="atLeast"/>
                           <w:rPr>
+                            <w:rFonts w:hint="eastAsia"/>
                             <w:color w:val="000000"/>
                             <w:sz w:val="18"/>
                             <w:szCs w:val="18"/>
@@ -368,6 +374,7 @@
                         <w:pPr>
                           <w:spacing w:line="320" w:lineRule="atLeast"/>
                           <w:rPr>
+                            <w:rFonts w:hint="eastAsia"/>
                             <w:color w:val="000000"/>
                             <w:sz w:val="18"/>
                             <w:szCs w:val="18"/>
@@ -393,6 +400,7 @@
                         <w:pPr>
                           <w:spacing w:line="320" w:lineRule="atLeast"/>
                           <w:rPr>
+                            <w:rFonts w:hint="eastAsia"/>
                             <w:color w:val="000000"/>
                             <w:sz w:val="18"/>
                             <w:szCs w:val="18"/>
@@ -423,6 +431,7 @@
                         <w:pPr>
                           <w:spacing w:line="320" w:lineRule="atLeast"/>
                           <w:rPr>
+                            <w:rFonts w:hint="eastAsia"/>
                             <w:color w:val="000000"/>
                             <w:sz w:val="18"/>
                             <w:szCs w:val="18"/>
@@ -448,6 +457,7 @@
                         <w:pPr>
                           <w:spacing w:line="320" w:lineRule="atLeast"/>
                           <w:rPr>
+                            <w:rFonts w:hint="eastAsia"/>
                             <w:color w:val="000000"/>
                             <w:sz w:val="18"/>
                             <w:szCs w:val="18"/>
@@ -473,6 +483,7 @@
                         <w:pPr>
                           <w:spacing w:line="320" w:lineRule="atLeast"/>
                           <w:rPr>
+                            <w:rFonts w:hint="eastAsia"/>
                             <w:color w:val="000000"/>
                             <w:sz w:val="18"/>
                             <w:szCs w:val="18"/>
@@ -498,6 +509,7 @@
                         <w:pPr>
                           <w:spacing w:line="320" w:lineRule="atLeast"/>
                           <w:rPr>
+                            <w:rFonts w:hint="eastAsia"/>
                             <w:color w:val="000000"/>
                             <w:sz w:val="18"/>
                             <w:szCs w:val="18"/>
@@ -528,6 +540,7 @@
                         <w:pPr>
                           <w:spacing w:line="320" w:lineRule="atLeast"/>
                           <w:rPr>
+                            <w:rFonts w:hint="eastAsia"/>
                             <w:color w:val="000000"/>
                             <w:sz w:val="18"/>
                             <w:szCs w:val="18"/>
@@ -554,6 +567,7 @@
                         <w:pPr>
                           <w:spacing w:line="320" w:lineRule="atLeast"/>
                           <w:rPr>
+                            <w:rFonts w:hint="eastAsia"/>
                             <w:color w:val="000000"/>
                             <w:sz w:val="18"/>
                             <w:szCs w:val="18"/>
@@ -583,6 +597,7 @@
                         <w:pPr>
                           <w:spacing w:line="320" w:lineRule="atLeast"/>
                           <w:rPr>
+                            <w:rFonts w:hint="eastAsia"/>
                             <w:color w:val="000000"/>
                             <w:sz w:val="18"/>
                             <w:szCs w:val="18"/>
@@ -599,6 +614,7 @@
                         <w:pPr>
                           <w:spacing w:line="320" w:lineRule="atLeast"/>
                           <w:rPr>
+                            <w:rFonts w:hint="eastAsia"/>
                             <w:color w:val="000000"/>
                             <w:sz w:val="18"/>
                             <w:szCs w:val="18"/>
@@ -679,18 +695,19 @@
                 <w:p>
                   <w:pPr>
                     <w:rPr>
-                      <w:color w:val="000000"/>
-                      <w:sz w:val="18"/>
-                      <w:szCs w:val="18"/>
-                    </w:rPr>
-                  </w:pPr>
-                  <w:r>
-                    <w:rPr>
                       <w:rFonts w:hint="eastAsia"/>
                       <w:color w:val="000000"/>
                       <w:sz w:val="18"/>
                       <w:szCs w:val="18"/>
                     </w:rPr>
+                  </w:pPr>
+                  <w:r>
+                    <w:rPr>
+                      <w:rFonts w:hint="eastAsia"/>
+                      <w:color w:val="000000"/>
+                      <w:sz w:val="18"/>
+                      <w:szCs w:val="18"/>
+                    </w:rPr>
                     <w:t>精通C/C++, 熟悉</w:t>
                   </w:r>
                   <w:proofErr w:type="spellStart"/>
@@ -711,16 +728,7 @@
                       <w:sz w:val="18"/>
                       <w:szCs w:val="18"/>
                     </w:rPr>
-                    <w:t>、</w:t>
-                  </w:r>
-                  <w:r>
-                    <w:rPr>
-                      <w:rFonts w:hint="eastAsia"/>
-                      <w:color w:val="000000"/>
-                      <w:sz w:val="18"/>
-                      <w:szCs w:val="18"/>
-                    </w:rPr>
-                    <w:t>p</w:t>
+                    <w:t>、p</w:t>
                   </w:r>
                   <w:r>
                     <w:rPr>
@@ -839,6 +847,7 @@
                         <w:pPr>
                           <w:spacing w:line="320" w:lineRule="atLeast"/>
                           <w:rPr>
+                            <w:rFonts w:hint="eastAsia"/>
                             <w:color w:val="000000"/>
                             <w:sz w:val="18"/>
                             <w:szCs w:val="18"/>
@@ -1002,16 +1011,18 @@
                         <w:pPr>
                           <w:spacing w:line="320" w:lineRule="atLeast"/>
                           <w:rPr>
-                            <w:color w:val="000000"/>
-                            <w:sz w:val="18"/>
-                            <w:szCs w:val="18"/>
-                          </w:rPr>
-                        </w:pPr>
-                      </w:p>
-                      <w:p>
-                        <w:pPr>
-                          <w:spacing w:line="320" w:lineRule="atLeast"/>
-                          <w:rPr>
+                            <w:rFonts w:hint="eastAsia"/>
+                            <w:color w:val="000000"/>
+                            <w:sz w:val="18"/>
+                            <w:szCs w:val="18"/>
+                          </w:rPr>
+                        </w:pPr>
+                      </w:p>
+                      <w:p>
+                        <w:pPr>
+                          <w:spacing w:line="320" w:lineRule="atLeast"/>
+                          <w:rPr>
+                            <w:rFonts w:hint="eastAsia"/>
                             <w:sz w:val="18"/>
                             <w:szCs w:val="18"/>
                           </w:rPr>
@@ -1054,15 +1065,17 @@
                         <w:pPr>
                           <w:spacing w:line="320" w:lineRule="atLeast"/>
                           <w:rPr>
-                            <w:sz w:val="18"/>
-                            <w:szCs w:val="18"/>
-                          </w:rPr>
-                        </w:pPr>
-                      </w:p>
-                      <w:p>
-                        <w:pPr>
-                          <w:spacing w:line="320" w:lineRule="atLeast"/>
-                          <w:rPr>
+                            <w:rFonts w:hint="eastAsia"/>
+                            <w:sz w:val="18"/>
+                            <w:szCs w:val="18"/>
+                          </w:rPr>
+                        </w:pPr>
+                      </w:p>
+                      <w:p>
+                        <w:pPr>
+                          <w:spacing w:line="320" w:lineRule="atLeast"/>
+                          <w:rPr>
+                            <w:rFonts w:hint="eastAsia"/>
                             <w:color w:val="000000"/>
                             <w:sz w:val="18"/>
                             <w:szCs w:val="18"/>
@@ -1088,6 +1101,7 @@
                           <w:spacing w:line="320" w:lineRule="atLeast"/>
                           <w:ind w:firstLineChars="0"/>
                           <w:rPr>
+                            <w:rFonts w:hint="eastAsia"/>
                             <w:color w:val="000000"/>
                             <w:sz w:val="18"/>
                             <w:szCs w:val="18"/>
@@ -1121,6 +1135,7 @@
                           <w:spacing w:line="320" w:lineRule="atLeast"/>
                           <w:ind w:firstLineChars="0"/>
                           <w:rPr>
+                            <w:rFonts w:hint="eastAsia"/>
                             <w:color w:val="000000"/>
                             <w:sz w:val="18"/>
                             <w:szCs w:val="18"/>
@@ -1154,6 +1169,7 @@
                           <w:spacing w:line="320" w:lineRule="atLeast"/>
                           <w:ind w:firstLineChars="0"/>
                           <w:rPr>
+                            <w:rFonts w:hint="eastAsia"/>
                             <w:color w:val="000000"/>
                             <w:sz w:val="18"/>
                             <w:szCs w:val="18"/>
@@ -1196,9 +1212,8 @@
                           <w:spacing w:line="320" w:lineRule="atLeast"/>
                           <w:ind w:firstLineChars="0"/>
                           <w:rPr>
-                            <w:color w:val="000000"/>
-                            <w:sz w:val="18"/>
-                            <w:szCs w:val="18"/>
+                            <w:rStyle w:val="a3"/>
+                            <w:u w:val="none"/>
                           </w:rPr>
                         </w:pPr>
                         <w:r>
@@ -1223,6 +1238,67 @@
                         <w:pPr>
                           <w:spacing w:line="320" w:lineRule="atLeast"/>
                           <w:rPr>
+                            <w:color w:val="000000"/>
+                            <w:sz w:val="18"/>
+                            <w:szCs w:val="18"/>
+                          </w:rPr>
+                        </w:pPr>
+                      </w:p>
+                      <w:p>
+                        <w:pPr>
+                          <w:spacing w:line="320" w:lineRule="atLeast"/>
+                          <w:rPr>
+                            <w:rFonts w:hint="eastAsia"/>
+                            <w:color w:val="000000"/>
+                            <w:sz w:val="18"/>
+                            <w:szCs w:val="18"/>
+                          </w:rPr>
+                        </w:pPr>
+                        <w:r>
+                          <w:rPr>
+                            <w:rFonts w:hint="eastAsia"/>
+                            <w:color w:val="000000"/>
+                            <w:sz w:val="18"/>
+                            <w:szCs w:val="18"/>
+                          </w:rPr>
+                          <w:t>部分源码展示</w:t>
+                        </w:r>
+                      </w:p>
+                      <w:p>
+                        <w:pPr>
+                          <w:spacing w:line="320" w:lineRule="atLeast"/>
+                          <w:rPr>
+                            <w:rFonts w:hint="eastAsia"/>
+                            <w:color w:val="000000"/>
+                            <w:sz w:val="18"/>
+                            <w:szCs w:val="18"/>
+                          </w:rPr>
+                        </w:pPr>
+                        <w:r>
+                          <w:rPr>
+                            <w:color w:val="000000"/>
+                            <w:sz w:val="18"/>
+                            <w:szCs w:val="18"/>
+                          </w:rPr>
+                          <w:t>https://brinkqiang.github.io/code/2024/02/23/code/</w:t>
+                        </w:r>
+                      </w:p>
+                      <w:p>
+                        <w:pPr>
+                          <w:spacing w:line="320" w:lineRule="atLeast"/>
+                          <w:rPr>
+                            <w:rFonts w:hint="eastAsia"/>
+                            <w:color w:val="000000"/>
+                            <w:sz w:val="18"/>
+                            <w:szCs w:val="18"/>
+                          </w:rPr>
+                        </w:pPr>
+                      </w:p>
+                      <w:p>
+                        <w:pPr>
+                          <w:spacing w:line="320" w:lineRule="atLeast"/>
+                          <w:rPr>
+                            <w:rFonts w:hint="eastAsia"/>
                             <w:color w:val="000000"/>
                             <w:sz w:val="18"/>
                             <w:szCs w:val="18"/>
@@ -1327,6 +1403,7 @@
                         <w:pPr>
                           <w:spacing w:line="320" w:lineRule="atLeast"/>
                           <w:rPr>
+                            <w:rFonts w:hint="eastAsia"/>
                             <w:color w:val="000000"/>
                             <w:sz w:val="18"/>
                             <w:szCs w:val="18"/>
@@ -1352,6 +1429,7 @@
                         <w:pPr>
                           <w:spacing w:line="320" w:lineRule="atLeast"/>
                           <w:rPr>
+                            <w:rFonts w:hint="eastAsia"/>
                             <w:color w:val="000000"/>
                             <w:sz w:val="18"/>
                             <w:szCs w:val="18"/>
@@ -1382,6 +1460,7 @@
                         <w:pPr>
                           <w:spacing w:line="320" w:lineRule="atLeast"/>
                           <w:rPr>
+                            <w:rFonts w:hint="eastAsia"/>
                             <w:color w:val="000000"/>
                             <w:sz w:val="18"/>
                             <w:szCs w:val="18"/>
@@ -1407,6 +1486,7 @@
                         <w:pPr>
                           <w:spacing w:line="320" w:lineRule="atLeast"/>
                           <w:rPr>
+                            <w:rFonts w:hint="eastAsia"/>
                             <w:color w:val="000000"/>
                             <w:sz w:val="18"/>
                             <w:szCs w:val="18"/>
@@ -1437,6 +1517,7 @@
                         <w:pPr>
                           <w:spacing w:line="320" w:lineRule="atLeast"/>
                           <w:rPr>
+                            <w:rFonts w:hint="eastAsia"/>
                             <w:color w:val="000000"/>
                             <w:sz w:val="18"/>
                             <w:szCs w:val="18"/>
@@ -1462,6 +1543,7 @@
                         <w:pPr>
                           <w:spacing w:line="320" w:lineRule="atLeast"/>
                           <w:rPr>
+                            <w:rFonts w:hint="eastAsia"/>
                             <w:color w:val="000000"/>
                             <w:sz w:val="18"/>
                             <w:szCs w:val="18"/>
@@ -2227,6 +2309,7 @@
                       <w:sz w:val="18"/>
                       <w:szCs w:val="18"/>
                     </w:rPr>
+                    <w:lastRenderedPageBreak/>
                     <w:t>chatgpt</w:t>
                   </w:r>
                   <w:proofErr w:type="spellEnd"/>
@@ -2249,8 +2332,20 @@
                     <w:t>接口实现</w:t>
                   </w:r>
                 </w:p>
-                <w:p/>
-                <w:p/>
+                <w:p>
+                  <w:pPr>
+                    <w:rPr>
+                      <w:rFonts w:hint="eastAsia"/>
+                    </w:rPr>
+                  </w:pPr>
+                </w:p>
+                <w:p>
+                  <w:pPr>
+                    <w:rPr>
+                      <w:rFonts w:hint="eastAsia"/>
+                    </w:rPr>
+                  </w:pPr>
+                </w:p>
                 <w:tbl>
                   <w:tblPr>
                     <w:tblW w:w="10650" w:type="dxa"/>
@@ -2276,19 +2371,19 @@
                         <w:pPr>
                           <w:spacing w:line="320" w:lineRule="atLeast"/>
                           <w:rPr>
-                            <w:color w:val="000000"/>
-                            <w:sz w:val="18"/>
-                            <w:szCs w:val="18"/>
-                          </w:rPr>
-                        </w:pPr>
-                        <w:r>
-                          <w:rPr>
-                            <w:rFonts w:hint="eastAsia"/>
-                            <w:color w:val="000000"/>
-                            <w:sz w:val="18"/>
-                            <w:szCs w:val="18"/>
-                          </w:rPr>
-                          <w:lastRenderedPageBreak/>
+                            <w:rFonts w:hint="eastAsia"/>
+                            <w:color w:val="000000"/>
+                            <w:sz w:val="18"/>
+                            <w:szCs w:val="18"/>
+                          </w:rPr>
+                        </w:pPr>
+                        <w:r>
+                          <w:rPr>
+                            <w:rFonts w:hint="eastAsia"/>
+                            <w:color w:val="000000"/>
+                            <w:sz w:val="18"/>
+                            <w:szCs w:val="18"/>
+                          </w:rPr>
                           <w:t>公司</w:t>
                         </w:r>
                         <w:r>
@@ -2346,6 +2441,7 @@
                         <w:pPr>
                           <w:spacing w:line="320" w:lineRule="atLeast"/>
                           <w:rPr>
+                            <w:rFonts w:hint="eastAsia"/>
                             <w:color w:val="000000"/>
                             <w:sz w:val="18"/>
                             <w:szCs w:val="18"/>
@@ -2373,6 +2469,7 @@
                         <w:pPr>
                           <w:spacing w:line="320" w:lineRule="atLeast"/>
                           <w:rPr>
+                            <w:rFonts w:hint="eastAsia"/>
                             <w:color w:val="000000"/>
                             <w:sz w:val="18"/>
                             <w:szCs w:val="18"/>
@@ -2391,6 +2488,7 @@
                         <w:pPr>
                           <w:spacing w:line="320" w:lineRule="atLeast"/>
                           <w:rPr>
+                            <w:rFonts w:hint="eastAsia"/>
                             <w:color w:val="000000"/>
                             <w:sz w:val="18"/>
                             <w:szCs w:val="18"/>
@@ -2407,6 +2505,7 @@
                           <w:spacing w:line="320" w:lineRule="atLeast"/>
                           <w:ind w:firstLineChars="0"/>
                           <w:rPr>
+                            <w:rFonts w:hint="eastAsia"/>
                             <w:color w:val="000000"/>
                             <w:sz w:val="18"/>
                             <w:szCs w:val="18"/>
@@ -2495,6 +2594,7 @@
                         <w:pPr>
                           <w:spacing w:line="320" w:lineRule="atLeast"/>
                           <w:rPr>
+                            <w:rFonts w:hint="eastAsia"/>
                             <w:color w:val="000000"/>
                             <w:sz w:val="18"/>
                             <w:szCs w:val="18"/>
@@ -2587,6 +2687,7 @@
                         <w:pPr>
                           <w:spacing w:line="320" w:lineRule="atLeast"/>
                           <w:rPr>
+                            <w:rFonts w:hint="eastAsia"/>
                             <w:color w:val="000000"/>
                             <w:sz w:val="18"/>
                             <w:szCs w:val="18"/>
@@ -2860,6 +2961,7 @@
                         <w:pPr>
                           <w:spacing w:line="320" w:lineRule="atLeast"/>
                           <w:rPr>
+                            <w:rFonts w:hint="eastAsia"/>
                             <w:color w:val="000000"/>
                             <w:sz w:val="18"/>
                             <w:szCs w:val="18"/>
@@ -2876,6 +2978,7 @@
                           <w:spacing w:line="320" w:lineRule="atLeast"/>
                           <w:ind w:firstLineChars="0"/>
                           <w:rPr>
+                            <w:rFonts w:hint="eastAsia"/>
                             <w:color w:val="000000"/>
                             <w:sz w:val="18"/>
                             <w:szCs w:val="18"/>
@@ -2950,6 +3053,7 @@
                           <w:spacing w:line="320" w:lineRule="atLeast"/>
                           <w:ind w:left="360" w:firstLineChars="0" w:firstLine="0"/>
                           <w:rPr>
+                            <w:rFonts w:hint="eastAsia"/>
                             <w:color w:val="000000"/>
                             <w:sz w:val="18"/>
                             <w:szCs w:val="18"/>
@@ -3265,6 +3369,7 @@
                         <w:pPr>
                           <w:spacing w:line="320" w:lineRule="atLeast"/>
                           <w:rPr>
+                            <w:rFonts w:hint="eastAsia"/>
                             <w:color w:val="000000"/>
                             <w:sz w:val="18"/>
                             <w:szCs w:val="18"/>
@@ -3281,6 +3386,7 @@
                           <w:spacing w:line="320" w:lineRule="atLeast"/>
                           <w:ind w:firstLineChars="0"/>
                           <w:rPr>
+                            <w:rFonts w:hint="eastAsia"/>
                             <w:color w:val="000000"/>
                             <w:sz w:val="18"/>
                             <w:szCs w:val="18"/>
@@ -3316,6 +3422,7 @@
                         <w:pPr>
                           <w:spacing w:line="320" w:lineRule="atLeast"/>
                           <w:rPr>
+                            <w:rFonts w:hint="eastAsia"/>
                             <w:color w:val="000000"/>
                             <w:sz w:val="18"/>
                             <w:szCs w:val="18"/>
@@ -3381,7 +3488,7 @@
                             <w:sz w:val="18"/>
                             <w:szCs w:val="18"/>
                           </w:rPr>
-                          <w:t>风</w:t>
+                          <w:t>风格</w:t>
                         </w:r>
                         <w:proofErr w:type="gramEnd"/>
                         <w:r>
@@ -3390,7 +3497,7 @@
                             <w:sz w:val="18"/>
                             <w:szCs w:val="18"/>
                           </w:rPr>
-                          <w:t>格C++/</w:t>
+                          <w:t>C++/</w:t>
                         </w:r>
                         <w:proofErr w:type="spellStart"/>
                         <w:r>
@@ -3435,6 +3542,7 @@
                         <w:pPr>
                           <w:spacing w:line="320" w:lineRule="atLeast"/>
                           <w:rPr>
+                            <w:rFonts w:hint="eastAsia"/>
                             <w:color w:val="000000"/>
                             <w:sz w:val="18"/>
                             <w:szCs w:val="18"/>
@@ -3462,6 +3570,7 @@
                         <w:pPr>
                           <w:spacing w:line="320" w:lineRule="atLeast"/>
                           <w:rPr>
+                            <w:rFonts w:hint="eastAsia"/>
                             <w:color w:val="000000"/>
                             <w:sz w:val="18"/>
                             <w:szCs w:val="18"/>
@@ -3544,29 +3653,31 @@
                         <w:pPr>
                           <w:spacing w:line="320" w:lineRule="atLeast"/>
                           <w:rPr>
-                            <w:color w:val="000000"/>
-                            <w:sz w:val="18"/>
-                            <w:szCs w:val="18"/>
-                          </w:rPr>
-                        </w:pPr>
-                      </w:p>
-                      <w:p>
-                        <w:pPr>
-                          <w:spacing w:line="320" w:lineRule="atLeast"/>
-                          <w:rPr>
-                            <w:color w:val="000000"/>
-                            <w:sz w:val="18"/>
-                            <w:szCs w:val="18"/>
-                          </w:rPr>
-                        </w:pPr>
-                        <w:r>
-                          <w:rPr>
-                            <w:rFonts w:hint="eastAsia"/>
-                            <w:color w:val="000000"/>
-                            <w:sz w:val="18"/>
-                            <w:szCs w:val="18"/>
-                          </w:rPr>
-                          <w:t>3</w:t>
+                            <w:rFonts w:hint="eastAsia"/>
+                            <w:color w:val="000000"/>
+                            <w:sz w:val="18"/>
+                            <w:szCs w:val="18"/>
+                          </w:rPr>
+                        </w:pPr>
+                      </w:p>
+                      <w:p>
+                        <w:pPr>
+                          <w:spacing w:line="320" w:lineRule="atLeast"/>
+                          <w:rPr>
+                            <w:rFonts w:hint="eastAsia"/>
+                            <w:color w:val="000000"/>
+                            <w:sz w:val="18"/>
+                            <w:szCs w:val="18"/>
+                          </w:rPr>
+                        </w:pPr>
+                        <w:r>
+                          <w:rPr>
+                            <w:rFonts w:hint="eastAsia"/>
+                            <w:color w:val="000000"/>
+                            <w:sz w:val="18"/>
+                            <w:szCs w:val="18"/>
+                          </w:rPr>
+                          <w:t>4</w:t>
                         </w:r>
                         <w:r>
                           <w:rPr>
@@ -3599,6 +3710,7 @@
                         <w:pPr>
                           <w:spacing w:line="320" w:lineRule="atLeast"/>
                           <w:rPr>
+                            <w:rFonts w:hint="eastAsia"/>
                             <w:color w:val="000000"/>
                             <w:sz w:val="18"/>
                             <w:szCs w:val="18"/>
@@ -3682,6 +3794,7 @@
                         <w:pPr>
                           <w:spacing w:line="320" w:lineRule="atLeast"/>
                           <w:rPr>
+                            <w:rFonts w:hint="eastAsia"/>
                             <w:color w:val="000000"/>
                             <w:sz w:val="18"/>
                             <w:szCs w:val="18"/>
@@ -3788,6 +3901,7 @@
                         <w:pPr>
                           <w:spacing w:line="320" w:lineRule="atLeast"/>
                           <w:rPr>
+                            <w:rFonts w:hint="eastAsia"/>
                             <w:color w:val="000000"/>
                             <w:sz w:val="18"/>
                             <w:szCs w:val="18"/>
@@ -3860,29 +3974,31 @@
                         <w:pPr>
                           <w:spacing w:line="320" w:lineRule="atLeast"/>
                           <w:rPr>
-                            <w:color w:val="000000"/>
-                            <w:sz w:val="18"/>
-                            <w:szCs w:val="18"/>
-                          </w:rPr>
-                        </w:pPr>
-                      </w:p>
-                      <w:p>
-                        <w:pPr>
-                          <w:spacing w:line="320" w:lineRule="atLeast"/>
-                          <w:rPr>
-                            <w:color w:val="000000"/>
-                            <w:sz w:val="18"/>
-                            <w:szCs w:val="18"/>
-                          </w:rPr>
-                        </w:pPr>
-                        <w:r>
-                          <w:rPr>
-                            <w:rFonts w:hint="eastAsia"/>
-                            <w:color w:val="000000"/>
-                            <w:sz w:val="18"/>
-                            <w:szCs w:val="18"/>
-                          </w:rPr>
-                          <w:t>4</w:t>
+                            <w:rFonts w:hint="eastAsia"/>
+                            <w:color w:val="000000"/>
+                            <w:sz w:val="18"/>
+                            <w:szCs w:val="18"/>
+                          </w:rPr>
+                        </w:pPr>
+                      </w:p>
+                      <w:p>
+                        <w:pPr>
+                          <w:spacing w:line="320" w:lineRule="atLeast"/>
+                          <w:rPr>
+                            <w:rFonts w:hint="eastAsia"/>
+                            <w:color w:val="000000"/>
+                            <w:sz w:val="18"/>
+                            <w:szCs w:val="18"/>
+                          </w:rPr>
+                        </w:pPr>
+                        <w:r>
+                          <w:rPr>
+                            <w:rFonts w:hint="eastAsia"/>
+                            <w:color w:val="000000"/>
+                            <w:sz w:val="18"/>
+                            <w:szCs w:val="18"/>
+                          </w:rPr>
+                          <w:t>5</w:t>
                         </w:r>
                         <w:r>
                           <w:rPr>
@@ -3915,6 +4031,7 @@
                         <w:pPr>
                           <w:spacing w:line="320" w:lineRule="atLeast"/>
                           <w:rPr>
+                            <w:rFonts w:hint="eastAsia"/>
                             <w:color w:val="000000"/>
                             <w:sz w:val="18"/>
                             <w:szCs w:val="18"/>
@@ -4055,6 +4172,7 @@
                         <w:pPr>
                           <w:spacing w:line="320" w:lineRule="atLeast"/>
                           <w:rPr>
+                            <w:rFonts w:hint="eastAsia"/>
                             <w:color w:val="000000"/>
                             <w:sz w:val="18"/>
                             <w:szCs w:val="18"/>
@@ -4178,6 +4296,7 @@
                         <w:pPr>
                           <w:spacing w:line="320" w:lineRule="atLeast"/>
                           <w:rPr>
+                            <w:rFonts w:hint="eastAsia"/>
                             <w:color w:val="000000"/>
                             <w:sz w:val="18"/>
                             <w:szCs w:val="18"/>
@@ -4240,21 +4359,419 @@
                         <w:pPr>
                           <w:spacing w:line="320" w:lineRule="atLeast"/>
                           <w:rPr>
-                            <w:color w:val="000000"/>
-                            <w:sz w:val="18"/>
-                            <w:szCs w:val="18"/>
-                          </w:rPr>
-                        </w:pPr>
-                      </w:p>
-                      <w:p>
-                        <w:pPr>
-                          <w:spacing w:line="320" w:lineRule="atLeast"/>
-                          <w:rPr>
-                            <w:color w:val="000000"/>
-                            <w:sz w:val="18"/>
-                            <w:szCs w:val="18"/>
-                          </w:rPr>
-                        </w:pPr>
+                            <w:rFonts w:hint="eastAsia"/>
+                            <w:color w:val="000000"/>
+                            <w:sz w:val="18"/>
+                            <w:szCs w:val="18"/>
+                          </w:rPr>
+                        </w:pPr>
+                      </w:p>
+                      <w:p>
+                        <w:pPr>
+                          <w:spacing w:line="320" w:lineRule="atLeast"/>
+                          <w:rPr>
+                            <w:rFonts w:hint="eastAsia"/>
+                            <w:color w:val="000000"/>
+                            <w:sz w:val="18"/>
+                            <w:szCs w:val="18"/>
+                          </w:rPr>
+                        </w:pPr>
+                        <w:r>
+                          <w:rPr>
+                            <w:rFonts w:hint="eastAsia"/>
+                            <w:color w:val="000000"/>
+                            <w:sz w:val="18"/>
+                            <w:szCs w:val="18"/>
+                          </w:rPr>
+                          <w:t>6</w:t>
+                        </w:r>
+                        <w:r>
+                          <w:rPr>
+                            <w:color w:val="000000"/>
+                            <w:sz w:val="18"/>
+                            <w:szCs w:val="18"/>
+                          </w:rPr>
+                          <w:t xml:space="preserve">. </w:t>
+                        </w:r>
+                        <w:proofErr w:type="gramStart"/>
+                        <w:r>
+                          <w:rPr>
+                            <w:color w:val="000000"/>
+                            <w:sz w:val="18"/>
+                            <w:szCs w:val="18"/>
+                          </w:rPr>
+                          <w:t>迪</w:t>
+                        </w:r>
+                        <w:proofErr w:type="gramEnd"/>
+                        <w:r>
+                          <w:rPr>
+                            <w:color w:val="000000"/>
+                            <w:sz w:val="18"/>
+                            <w:szCs w:val="18"/>
+                          </w:rPr>
+                          <w:t>士尼</w:t>
+                        </w:r>
+                        <w:proofErr w:type="gramStart"/>
+                        <w:r>
+                          <w:rPr>
+                            <w:color w:val="000000"/>
+                            <w:sz w:val="18"/>
+                            <w:szCs w:val="18"/>
+                          </w:rPr>
+                          <w:t>魔幻飞板游戏</w:t>
+                        </w:r>
+                        <w:proofErr w:type="gramEnd"/>
+                        <w:r>
+                          <w:rPr>
+                            <w:color w:val="000000"/>
+                            <w:sz w:val="18"/>
+                            <w:szCs w:val="18"/>
+                          </w:rPr>
+                          <w:t>服务器开发(2007年-2008年)</w:t>
+                        </w:r>
+                      </w:p>
+                      <w:p>
+                        <w:pPr>
+                          <w:spacing w:line="320" w:lineRule="atLeast"/>
+                          <w:rPr>
+                            <w:rFonts w:hint="eastAsia"/>
+                            <w:color w:val="000000"/>
+                            <w:sz w:val="18"/>
+                            <w:szCs w:val="18"/>
+                          </w:rPr>
+                        </w:pPr>
+                        <w:r>
+                          <w:rPr>
+                            <w:rFonts w:hint="eastAsia"/>
+                            <w:color w:val="000000"/>
+                            <w:sz w:val="18"/>
+                            <w:szCs w:val="18"/>
+                          </w:rPr>
+                          <w:t>项目描述</w:t>
+                        </w:r>
+                        <w:r>
+                          <w:rPr>
+                            <w:color w:val="000000"/>
+                            <w:sz w:val="18"/>
+                            <w:szCs w:val="18"/>
+                          </w:rPr>
+                          <w:t>: 3D RAC</w:t>
+                        </w:r>
+                        <w:proofErr w:type="gramStart"/>
+                        <w:r>
+                          <w:rPr>
+                            <w:rFonts w:hint="eastAsia"/>
+                            <w:color w:val="000000"/>
+                            <w:sz w:val="18"/>
+                            <w:szCs w:val="18"/>
+                          </w:rPr>
+                          <w:t>端游</w:t>
+                        </w:r>
+                        <w:proofErr w:type="gramEnd"/>
+                        <w:r>
+                          <w:rPr>
+                            <w:color w:val="000000"/>
+                            <w:sz w:val="18"/>
+                            <w:szCs w:val="18"/>
+                          </w:rPr>
+                          <w:t xml:space="preserve"> 开房间竞速类C++/python</w:t>
+                        </w:r>
+                        <w:r>
+                          <w:rPr>
+                            <w:rFonts w:hint="eastAsia"/>
+                            <w:color w:val="000000"/>
+                            <w:sz w:val="18"/>
+                            <w:szCs w:val="18"/>
+                          </w:rPr>
+                          <w:t>/swig</w:t>
+                        </w:r>
+                        <w:r>
+                          <w:rPr>
+                            <w:color w:val="000000"/>
+                            <w:sz w:val="18"/>
+                            <w:szCs w:val="18"/>
+                          </w:rPr>
+                          <w:t>开发 单GS 1000人左右.</w:t>
+                        </w:r>
+                      </w:p>
+                      <w:p>
+                        <w:pPr>
+                          <w:spacing w:line="320" w:lineRule="atLeast"/>
+                          <w:rPr>
+                            <w:rFonts w:hint="eastAsia"/>
+                            <w:color w:val="000000"/>
+                            <w:sz w:val="18"/>
+                            <w:szCs w:val="18"/>
+                          </w:rPr>
+                        </w:pPr>
+                        <w:r>
+                          <w:rPr>
+                            <w:rFonts w:hint="eastAsia"/>
+                            <w:color w:val="000000"/>
+                            <w:sz w:val="18"/>
+                            <w:szCs w:val="18"/>
+                          </w:rPr>
+                          <w:t>项目职责</w:t>
+                        </w:r>
+                        <w:r>
+                          <w:rPr>
+                            <w:color w:val="000000"/>
+                            <w:sz w:val="18"/>
+                            <w:szCs w:val="18"/>
+                          </w:rPr>
+                          <w:t>: 主要负责 游戏逻辑服务器开发 排名服务器 web端COM组件</w:t>
+                        </w:r>
+                      </w:p>
+                      <w:p>
+                        <w:pPr>
+                          <w:spacing w:line="320" w:lineRule="atLeast"/>
+                          <w:rPr>
+                            <w:rFonts w:hint="eastAsia"/>
+                            <w:color w:val="000000"/>
+                            <w:sz w:val="18"/>
+                            <w:szCs w:val="18"/>
+                          </w:rPr>
+                        </w:pPr>
+                        <w:r>
+                          <w:rPr>
+                            <w:rFonts w:hint="eastAsia"/>
+                            <w:color w:val="000000"/>
+                            <w:sz w:val="18"/>
+                            <w:szCs w:val="18"/>
+                          </w:rPr>
+                          <w:t>项目总结</w:t>
+                        </w:r>
+                        <w:r>
+                          <w:rPr>
+                            <w:color w:val="000000"/>
+                            <w:sz w:val="18"/>
+                            <w:szCs w:val="18"/>
+                          </w:rPr>
+                          <w:t>: 竞速类游戏 对同步要求较高 尽量降低延迟.</w:t>
+                        </w:r>
+                      </w:p>
+                      <w:p>
+                        <w:pPr>
+                          <w:spacing w:line="320" w:lineRule="atLeast"/>
+                          <w:rPr>
+                            <w:rFonts w:hint="eastAsia"/>
+                            <w:color w:val="000000"/>
+                            <w:sz w:val="18"/>
+                            <w:szCs w:val="18"/>
+                          </w:rPr>
+                        </w:pPr>
+                      </w:p>
+                      <w:p>
+                        <w:pPr>
+                          <w:spacing w:line="320" w:lineRule="atLeast"/>
+                          <w:rPr>
+                            <w:rFonts w:hint="eastAsia"/>
+                            <w:color w:val="000000"/>
+                            <w:sz w:val="18"/>
+                            <w:szCs w:val="18"/>
+                          </w:rPr>
+                        </w:pPr>
+                        <w:r>
+                          <w:rPr>
+                            <w:rFonts w:hint="eastAsia"/>
+                            <w:color w:val="000000"/>
+                            <w:sz w:val="18"/>
+                            <w:szCs w:val="18"/>
+                          </w:rPr>
+                          <w:lastRenderedPageBreak/>
+                          <w:t>7</w:t>
+                        </w:r>
+                        <w:r>
+                          <w:rPr>
+                            <w:color w:val="000000"/>
+                            <w:sz w:val="18"/>
+                            <w:szCs w:val="18"/>
+                          </w:rPr>
+                          <w:t>. 技术中心(2006年-2007年)</w:t>
+                        </w:r>
+                      </w:p>
+                      <w:p>
+                        <w:pPr>
+                          <w:spacing w:line="320" w:lineRule="atLeast"/>
+                          <w:rPr>
+                            <w:rFonts w:hint="eastAsia"/>
+                            <w:color w:val="000000"/>
+                            <w:sz w:val="18"/>
+                            <w:szCs w:val="18"/>
+                          </w:rPr>
+                        </w:pPr>
+                        <w:r>
+                          <w:rPr>
+                            <w:rFonts w:hint="eastAsia"/>
+                            <w:color w:val="000000"/>
+                            <w:sz w:val="18"/>
+                            <w:szCs w:val="18"/>
+                          </w:rPr>
+                          <w:t>项目描述</w:t>
+                        </w:r>
+                        <w:r>
+                          <w:rPr>
+                            <w:color w:val="000000"/>
+                            <w:sz w:val="18"/>
+                            <w:szCs w:val="18"/>
+                          </w:rPr>
+                          <w:t>:</w:t>
+                        </w:r>
+                        <w:r>
+                          <w:rPr>
+                            <w:rFonts w:hint="eastAsia"/>
+                            <w:color w:val="000000"/>
+                            <w:sz w:val="18"/>
+                            <w:szCs w:val="18"/>
+                          </w:rPr>
+                          <w:t xml:space="preserve"> </w:t>
+                        </w:r>
+                        <w:r>
+                          <w:rPr>
+                            <w:color w:val="000000"/>
+                            <w:sz w:val="18"/>
+                            <w:szCs w:val="18"/>
+                          </w:rPr>
+                          <w:t>基础组件开发与维护.</w:t>
+                        </w:r>
+                      </w:p>
+                      <w:p>
+                        <w:pPr>
+                          <w:spacing w:line="320" w:lineRule="atLeast"/>
+                          <w:rPr>
+                            <w:rFonts w:hint="eastAsia"/>
+                            <w:color w:val="000000"/>
+                            <w:sz w:val="18"/>
+                            <w:szCs w:val="18"/>
+                          </w:rPr>
+                        </w:pPr>
+                        <w:r>
+                          <w:rPr>
+                            <w:rFonts w:hint="eastAsia"/>
+                            <w:color w:val="000000"/>
+                            <w:sz w:val="18"/>
+                            <w:szCs w:val="18"/>
+                          </w:rPr>
+                          <w:t>项目职责</w:t>
+                        </w:r>
+                        <w:r>
+                          <w:rPr>
+                            <w:color w:val="000000"/>
+                            <w:sz w:val="18"/>
+                            <w:szCs w:val="18"/>
+                          </w:rPr>
+                          <w:t>: 主要负责 运维监控平台开发 密码安全登录组件 FTP ActiveX组件 FTP服务器认证系统 开发 以及游戏开发基础</w:t>
+                        </w:r>
+                        <w:proofErr w:type="gramStart"/>
+                        <w:r>
+                          <w:rPr>
+                            <w:color w:val="000000"/>
+                            <w:sz w:val="18"/>
+                            <w:szCs w:val="18"/>
+                          </w:rPr>
+                          <w:t>库维护</w:t>
+                        </w:r>
+                        <w:proofErr w:type="gramEnd"/>
+                        <w:r>
+                          <w:rPr>
+                            <w:color w:val="000000"/>
+                            <w:sz w:val="18"/>
+                            <w:szCs w:val="18"/>
+                          </w:rPr>
+                          <w:t>工作</w:t>
+                        </w:r>
+                      </w:p>
+                      <w:p>
+                        <w:pPr>
+                          <w:spacing w:line="320" w:lineRule="atLeast"/>
+                          <w:rPr>
+                            <w:rFonts w:hint="eastAsia"/>
+                            <w:color w:val="000000"/>
+                            <w:sz w:val="18"/>
+                            <w:szCs w:val="18"/>
+                          </w:rPr>
+                        </w:pPr>
+                        <w:r>
+                          <w:rPr>
+                            <w:rFonts w:hint="eastAsia"/>
+                            <w:color w:val="000000"/>
+                            <w:sz w:val="18"/>
+                            <w:szCs w:val="18"/>
+                          </w:rPr>
+                          <w:t>项目总结</w:t>
+                        </w:r>
+                        <w:r>
+                          <w:rPr>
+                            <w:color w:val="000000"/>
+                            <w:sz w:val="18"/>
+                            <w:szCs w:val="18"/>
+                          </w:rPr>
+                          <w:t>: 主要是熟悉常规开发组件的原理.</w:t>
+                        </w:r>
+                      </w:p>
+                      <w:p>
+                        <w:pPr>
+                          <w:spacing w:line="320" w:lineRule="atLeast"/>
+                          <w:rPr>
+                            <w:rFonts w:hint="eastAsia"/>
+                            <w:color w:val="000000"/>
+                            <w:sz w:val="18"/>
+                            <w:szCs w:val="18"/>
+                          </w:rPr>
+                        </w:pPr>
+                      </w:p>
+                      <w:p>
+                        <w:pPr>
+                          <w:spacing w:line="320" w:lineRule="atLeast"/>
+                          <w:rPr>
+                            <w:rFonts w:hint="eastAsia"/>
+                            <w:color w:val="000000"/>
+                            <w:sz w:val="18"/>
+                            <w:szCs w:val="18"/>
+                          </w:rPr>
+                        </w:pPr>
+                        <w:r>
+                          <w:rPr>
+                            <w:rFonts w:hint="eastAsia"/>
+                            <w:color w:val="000000"/>
+                            <w:sz w:val="18"/>
+                            <w:szCs w:val="18"/>
+                          </w:rPr>
+                          <w:t>公司</w:t>
+                        </w:r>
+                        <w:r>
+                          <w:rPr>
+                            <w:color w:val="000000"/>
+                            <w:sz w:val="18"/>
+                            <w:szCs w:val="18"/>
+                          </w:rPr>
+                          <w:t>：</w:t>
+                        </w:r>
+                        <w:r>
+                          <w:rPr>
+                            <w:rFonts w:hint="eastAsia"/>
+                            <w:color w:val="000000"/>
+                            <w:sz w:val="18"/>
+                            <w:szCs w:val="18"/>
+                          </w:rPr>
+                          <w:t xml:space="preserve"> </w:t>
+                        </w:r>
+                        <w:r>
+                          <w:rPr>
+                            <w:color w:val="000000"/>
+                            <w:sz w:val="18"/>
+                            <w:szCs w:val="18"/>
+                          </w:rPr>
+                          <w:t xml:space="preserve">       </w:t>
+                        </w:r>
+                        <w:r>
+                          <w:rPr>
+                            <w:color w:val="000000"/>
+                            <w:sz w:val="18"/>
+                            <w:szCs w:val="18"/>
+                          </w:rPr>
+                          <w:t>NEC中科院研究所有限公司(200</w:t>
+                        </w:r>
                         <w:r>
                           <w:rPr>
                             <w:rFonts w:hint="eastAsia"/>
@@ -4270,181 +4787,8 @@
                             <w:sz w:val="18"/>
                             <w:szCs w:val="18"/>
                           </w:rPr>
-                          <w:t xml:space="preserve">. </w:t>
-                        </w:r>
-                        <w:proofErr w:type="gramStart"/>
-                        <w:r>
-                          <w:rPr>
-                            <w:color w:val="000000"/>
-                            <w:sz w:val="18"/>
-                            <w:szCs w:val="18"/>
-                          </w:rPr>
-                          <w:t>迪</w:t>
-                        </w:r>
-                        <w:proofErr w:type="gramEnd"/>
-                        <w:r>
-                          <w:rPr>
-                            <w:color w:val="000000"/>
-                            <w:sz w:val="18"/>
-                            <w:szCs w:val="18"/>
-                          </w:rPr>
-                          <w:t>士尼</w:t>
-                        </w:r>
-                        <w:proofErr w:type="gramStart"/>
-                        <w:r>
-                          <w:rPr>
-                            <w:color w:val="000000"/>
-                            <w:sz w:val="18"/>
-                            <w:szCs w:val="18"/>
-                          </w:rPr>
-                          <w:t>魔幻飞板游</w:t>
-                        </w:r>
-                        <w:proofErr w:type="gramEnd"/>
-                        <w:r>
-                          <w:rPr>
-                            <w:color w:val="000000"/>
-                            <w:sz w:val="18"/>
-                            <w:szCs w:val="18"/>
-                          </w:rPr>
-                          <w:t>戏服务器开发(2007年-2008年)</w:t>
-                        </w:r>
-                      </w:p>
-                      <w:p>
-                        <w:pPr>
-                          <w:spacing w:line="320" w:lineRule="atLeast"/>
-                          <w:rPr>
-                            <w:color w:val="000000"/>
-                            <w:sz w:val="18"/>
-                            <w:szCs w:val="18"/>
-                          </w:rPr>
-                        </w:pPr>
-                        <w:r>
-                          <w:rPr>
-                            <w:rFonts w:hint="eastAsia"/>
-                            <w:color w:val="000000"/>
-                            <w:sz w:val="18"/>
-                            <w:szCs w:val="18"/>
-                          </w:rPr>
-                          <w:t>项目描述</w:t>
-                        </w:r>
-                        <w:r>
-                          <w:rPr>
-                            <w:color w:val="000000"/>
-                            <w:sz w:val="18"/>
-                            <w:szCs w:val="18"/>
-                          </w:rPr>
-                          <w:t>: 3D RAC</w:t>
-                        </w:r>
-                        <w:proofErr w:type="gramStart"/>
-                        <w:r>
-                          <w:rPr>
-                            <w:rFonts w:hint="eastAsia"/>
-                            <w:color w:val="000000"/>
-                            <w:sz w:val="18"/>
-                            <w:szCs w:val="18"/>
-                          </w:rPr>
-                          <w:t>端游</w:t>
-                        </w:r>
-                        <w:proofErr w:type="gramEnd"/>
-                        <w:r>
-                          <w:rPr>
-                            <w:color w:val="000000"/>
-                            <w:sz w:val="18"/>
-                            <w:szCs w:val="18"/>
-                          </w:rPr>
-                          <w:t xml:space="preserve"> 开房间竞速类C++/python</w:t>
-                        </w:r>
-                        <w:r>
-                          <w:rPr>
-                            <w:rFonts w:hint="eastAsia"/>
-                            <w:color w:val="000000"/>
-                            <w:sz w:val="18"/>
-                            <w:szCs w:val="18"/>
-                          </w:rPr>
-                          <w:t>/swig</w:t>
-                        </w:r>
-                        <w:r>
-                          <w:rPr>
-                            <w:color w:val="000000"/>
-                            <w:sz w:val="18"/>
-                            <w:szCs w:val="18"/>
-                          </w:rPr>
-                          <w:t>开发 单GS 1000人左右.</w:t>
-                        </w:r>
-                      </w:p>
-                      <w:p>
-                        <w:pPr>
-                          <w:spacing w:line="320" w:lineRule="atLeast"/>
-                          <w:rPr>
-                            <w:color w:val="000000"/>
-                            <w:sz w:val="18"/>
-                            <w:szCs w:val="18"/>
-                          </w:rPr>
-                        </w:pPr>
-                        <w:r>
-                          <w:rPr>
-                            <w:rFonts w:hint="eastAsia"/>
-                            <w:color w:val="000000"/>
-                            <w:sz w:val="18"/>
-                            <w:szCs w:val="18"/>
-                          </w:rPr>
-                          <w:t>项目职责</w:t>
-                        </w:r>
-                        <w:r>
-                          <w:rPr>
-                            <w:color w:val="000000"/>
-                            <w:sz w:val="18"/>
-                            <w:szCs w:val="18"/>
-                          </w:rPr>
-                          <w:t>: 主要负责 游戏逻辑服务器开发 排名服务器 web端COM组件</w:t>
-                        </w:r>
-                      </w:p>
-                      <w:p>
-                        <w:pPr>
-                          <w:spacing w:line="320" w:lineRule="atLeast"/>
-                          <w:rPr>
-                            <w:color w:val="000000"/>
-                            <w:sz w:val="18"/>
-                            <w:szCs w:val="18"/>
-                          </w:rPr>
-                        </w:pPr>
-                        <w:r>
-                          <w:rPr>
-                            <w:rFonts w:hint="eastAsia"/>
-                            <w:color w:val="000000"/>
-                            <w:sz w:val="18"/>
-                            <w:szCs w:val="18"/>
-                          </w:rPr>
-                          <w:t>项目总结</w:t>
-                        </w:r>
-                        <w:r>
-                          <w:rPr>
-                            <w:color w:val="000000"/>
-                            <w:sz w:val="18"/>
-                            <w:szCs w:val="18"/>
-                          </w:rPr>
-                          <w:t>: 竞速类游戏 对同步要求较高 尽量降低延迟.</w:t>
-                        </w:r>
-                      </w:p>
-                      <w:p>
-                        <w:pPr>
-                          <w:spacing w:line="320" w:lineRule="atLeast"/>
-                          <w:rPr>
-                            <w:color w:val="000000"/>
-                            <w:sz w:val="18"/>
-                            <w:szCs w:val="18"/>
-                          </w:rPr>
-                        </w:pPr>
-                      </w:p>
-                      <w:p>
-                        <w:pPr>
-                          <w:spacing w:line="320" w:lineRule="atLeast"/>
-                          <w:rPr>
-                            <w:color w:val="000000"/>
-                            <w:sz w:val="18"/>
-                            <w:szCs w:val="18"/>
-                          </w:rPr>
-                        </w:pPr>
+                          <w:t>年-200</w:t>
+                        </w:r>
                         <w:r>
                           <w:rPr>
                             <w:rFonts w:hint="eastAsia"/>
@@ -4460,219 +4804,6 @@
                             <w:sz w:val="18"/>
                             <w:szCs w:val="18"/>
                           </w:rPr>
-                          <w:t>. 技术中心(2006年-2007年)</w:t>
-                        </w:r>
-                      </w:p>
-                      <w:p>
-                        <w:pPr>
-                          <w:spacing w:line="320" w:lineRule="atLeast"/>
-                          <w:rPr>
-                            <w:color w:val="000000"/>
-                            <w:sz w:val="18"/>
-                            <w:szCs w:val="18"/>
-                          </w:rPr>
-                        </w:pPr>
-                        <w:r>
-                          <w:rPr>
-                            <w:rFonts w:hint="eastAsia"/>
-                            <w:color w:val="000000"/>
-                            <w:sz w:val="18"/>
-                            <w:szCs w:val="18"/>
-                          </w:rPr>
-                          <w:t>项目描述</w:t>
-                        </w:r>
-                        <w:r>
-                          <w:rPr>
-                            <w:color w:val="000000"/>
-                            <w:sz w:val="18"/>
-                            <w:szCs w:val="18"/>
-                          </w:rPr>
-                          <w:t>:</w:t>
-                        </w:r>
-                        <w:r>
-                          <w:rPr>
-                            <w:rFonts w:hint="eastAsia"/>
-                            <w:color w:val="000000"/>
-                            <w:sz w:val="18"/>
-                            <w:szCs w:val="18"/>
-                          </w:rPr>
-                          <w:t xml:space="preserve"> </w:t>
-                        </w:r>
-                        <w:r>
-                          <w:rPr>
-                            <w:color w:val="000000"/>
-                            <w:sz w:val="18"/>
-                            <w:szCs w:val="18"/>
-                          </w:rPr>
-                          <w:t>基础组件开发与维护.</w:t>
-                        </w:r>
-                      </w:p>
-                      <w:p>
-                        <w:pPr>
-                          <w:spacing w:line="320" w:lineRule="atLeast"/>
-                          <w:rPr>
-                            <w:color w:val="000000"/>
-                            <w:sz w:val="18"/>
-                            <w:szCs w:val="18"/>
-                          </w:rPr>
-                        </w:pPr>
-                        <w:r>
-                          <w:rPr>
-                            <w:rFonts w:hint="eastAsia"/>
-                            <w:color w:val="000000"/>
-                            <w:sz w:val="18"/>
-                            <w:szCs w:val="18"/>
-                          </w:rPr>
-                          <w:t>项目职责</w:t>
-                        </w:r>
-                        <w:r>
-                          <w:rPr>
-                            <w:color w:val="000000"/>
-                            <w:sz w:val="18"/>
-                            <w:szCs w:val="18"/>
-                          </w:rPr>
-                          <w:t>: 主要负责 运维监控平台开发 密码安全登录组件 FTP ActiveX组件 FTP服务器认证系统 开发 以及游戏开发基础</w:t>
-                        </w:r>
-                        <w:proofErr w:type="gramStart"/>
-                        <w:r>
-                          <w:rPr>
-                            <w:color w:val="000000"/>
-                            <w:sz w:val="18"/>
-                            <w:szCs w:val="18"/>
-                          </w:rPr>
-                          <w:t>库维护</w:t>
-                        </w:r>
-                        <w:proofErr w:type="gramEnd"/>
-                        <w:r>
-                          <w:rPr>
-                            <w:color w:val="000000"/>
-                            <w:sz w:val="18"/>
-                            <w:szCs w:val="18"/>
-                          </w:rPr>
-                          <w:t>工作</w:t>
-                        </w:r>
-                      </w:p>
-                      <w:p>
-                        <w:pPr>
-                          <w:spacing w:line="320" w:lineRule="atLeast"/>
-                          <w:rPr>
-                            <w:color w:val="000000"/>
-                            <w:sz w:val="18"/>
-                            <w:szCs w:val="18"/>
-                          </w:rPr>
-                        </w:pPr>
-                        <w:r>
-                          <w:rPr>
-                            <w:rFonts w:hint="eastAsia"/>
-                            <w:color w:val="000000"/>
-                            <w:sz w:val="18"/>
-                            <w:szCs w:val="18"/>
-                          </w:rPr>
-                          <w:lastRenderedPageBreak/>
-                          <w:t>项目总结</w:t>
-                        </w:r>
-                        <w:r>
-                          <w:rPr>
-                            <w:color w:val="000000"/>
-                            <w:sz w:val="18"/>
-                            <w:szCs w:val="18"/>
-                          </w:rPr>
-                          <w:t>: 主要是熟悉常规开发组件的原理.</w:t>
-                        </w:r>
-                      </w:p>
-                      <w:p>
-                        <w:pPr>
-                          <w:spacing w:line="320" w:lineRule="atLeast"/>
-                          <w:rPr>
-                            <w:color w:val="000000"/>
-                            <w:sz w:val="18"/>
-                            <w:szCs w:val="18"/>
-                          </w:rPr>
-                        </w:pPr>
-                      </w:p>
-                      <w:p>
-                        <w:pPr>
-                          <w:spacing w:line="320" w:lineRule="atLeast"/>
-                          <w:rPr>
-                            <w:color w:val="000000"/>
-                            <w:sz w:val="18"/>
-                            <w:szCs w:val="18"/>
-                          </w:rPr>
-                        </w:pPr>
-                        <w:r>
-                          <w:rPr>
-                            <w:rFonts w:hint="eastAsia"/>
-                            <w:color w:val="000000"/>
-                            <w:sz w:val="18"/>
-                            <w:szCs w:val="18"/>
-                          </w:rPr>
-                          <w:t>公司</w:t>
-                        </w:r>
-                        <w:r>
-                          <w:rPr>
-                            <w:color w:val="000000"/>
-                            <w:sz w:val="18"/>
-                            <w:szCs w:val="18"/>
-                          </w:rPr>
-                          <w:t>：</w:t>
-                        </w:r>
-                        <w:r>
-                          <w:rPr>
-                            <w:rFonts w:hint="eastAsia"/>
-                            <w:color w:val="000000"/>
-                            <w:sz w:val="18"/>
-                            <w:szCs w:val="18"/>
-                          </w:rPr>
-                          <w:t xml:space="preserve"> </w:t>
-                        </w:r>
-                        <w:r>
-                          <w:rPr>
-                            <w:color w:val="000000"/>
-                            <w:sz w:val="18"/>
-                            <w:szCs w:val="18"/>
-                          </w:rPr>
-                          <w:t xml:space="preserve">       </w:t>
-                        </w:r>
-                        <w:r>
-                          <w:rPr>
-                            <w:color w:val="000000"/>
-                            <w:sz w:val="18"/>
-                            <w:szCs w:val="18"/>
-                          </w:rPr>
-                          <w:t>NEC中科院研究所有限公司(200</w:t>
-                        </w:r>
-                        <w:r>
-                          <w:rPr>
-                            <w:rFonts w:hint="eastAsia"/>
-                            <w:color w:val="000000"/>
-                            <w:sz w:val="18"/>
-                            <w:szCs w:val="18"/>
-                          </w:rPr>
-                          <w:t>5</w:t>
-                        </w:r>
-                        <w:r>
-                          <w:rPr>
-                            <w:color w:val="000000"/>
-                            <w:sz w:val="18"/>
-                            <w:szCs w:val="18"/>
-                          </w:rPr>
-                          <w:t>年-200</w:t>
-                        </w:r>
-                        <w:r>
-                          <w:rPr>
-                            <w:rFonts w:hint="eastAsia"/>
-                            <w:color w:val="000000"/>
-                            <w:sz w:val="18"/>
-                            <w:szCs w:val="18"/>
-                          </w:rPr>
-                          <w:t>6</w:t>
-                        </w:r>
-                        <w:r>
-                          <w:rPr>
-                            <w:color w:val="000000"/>
-                            <w:sz w:val="18"/>
-                            <w:szCs w:val="18"/>
-                          </w:rPr>
                           <w:t>年)</w:t>
                         </w:r>
                       </w:p>
@@ -4680,6 +4811,7 @@
                         <w:pPr>
                           <w:spacing w:line="320" w:lineRule="atLeast"/>
                           <w:rPr>
+                            <w:rFonts w:hint="eastAsia"/>
                             <w:color w:val="000000"/>
                             <w:sz w:val="18"/>
                             <w:szCs w:val="18"/>
@@ -4708,6 +4840,7 @@
                         <w:pPr>
                           <w:spacing w:line="320" w:lineRule="atLeast"/>
                           <w:rPr>
+                            <w:rFonts w:hint="eastAsia"/>
                             <w:color w:val="000000"/>
                             <w:sz w:val="18"/>
                             <w:szCs w:val="18"/>
@@ -4735,6 +4868,7 @@
                         <w:pPr>
                           <w:spacing w:line="320" w:lineRule="atLeast"/>
                           <w:rPr>
+                            <w:rFonts w:hint="eastAsia"/>
                             <w:color w:val="000000"/>
                             <w:sz w:val="18"/>
                             <w:szCs w:val="18"/>
@@ -4753,6 +4887,7 @@
                         <w:pPr>
                           <w:spacing w:line="320" w:lineRule="atLeast"/>
                           <w:rPr>
+                            <w:rFonts w:hint="eastAsia"/>
                             <w:color w:val="000000"/>
                             <w:sz w:val="18"/>
                             <w:szCs w:val="18"/>
@@ -4771,6 +4906,7 @@
                         <w:pPr>
                           <w:spacing w:line="320" w:lineRule="atLeast"/>
                           <w:rPr>
+                            <w:rFonts w:hint="eastAsia"/>
                             <w:color w:val="000000"/>
                             <w:sz w:val="18"/>
                             <w:szCs w:val="18"/>
@@ -4789,6 +4925,7 @@
                         <w:pPr>
                           <w:spacing w:line="320" w:lineRule="atLeast"/>
                           <w:rPr>
+                            <w:rFonts w:hint="eastAsia"/>
                             <w:color w:val="000000"/>
                             <w:sz w:val="18"/>
                             <w:szCs w:val="18"/>
@@ -4825,6 +4962,7 @@
                         <w:pPr>
                           <w:spacing w:line="320" w:lineRule="atLeast"/>
                           <w:rPr>
+                            <w:rFonts w:hint="eastAsia"/>
                             <w:color w:val="000000"/>
                             <w:sz w:val="18"/>
                             <w:szCs w:val="18"/>
@@ -4869,27 +5007,29 @@
                         <w:pPr>
                           <w:spacing w:line="320" w:lineRule="atLeast"/>
                           <w:rPr>
-                            <w:color w:val="000000"/>
-                            <w:sz w:val="18"/>
-                            <w:szCs w:val="18"/>
-                          </w:rPr>
-                        </w:pPr>
-                      </w:p>
-                      <w:p>
-                        <w:pPr>
-                          <w:spacing w:line="320" w:lineRule="atLeast"/>
-                          <w:rPr>
-                            <w:rFonts w:hint="eastAsia"/>
-                            <w:color w:val="000000"/>
-                            <w:sz w:val="18"/>
-                            <w:szCs w:val="18"/>
-                          </w:rPr>
-                        </w:pPr>
-                      </w:p>
-                      <w:p>
-                        <w:pPr>
-                          <w:spacing w:line="320" w:lineRule="atLeast"/>
-                          <w:rPr>
+                            <w:rFonts w:hint="eastAsia"/>
+                            <w:color w:val="000000"/>
+                            <w:sz w:val="18"/>
+                            <w:szCs w:val="18"/>
+                          </w:rPr>
+                        </w:pPr>
+                      </w:p>
+                      <w:p>
+                        <w:pPr>
+                          <w:spacing w:line="320" w:lineRule="atLeast"/>
+                          <w:rPr>
+                            <w:rFonts w:hint="eastAsia"/>
+                            <w:color w:val="000000"/>
+                            <w:sz w:val="18"/>
+                            <w:szCs w:val="18"/>
+                          </w:rPr>
+                        </w:pPr>
+                      </w:p>
+                      <w:p>
+                        <w:pPr>
+                          <w:spacing w:line="320" w:lineRule="atLeast"/>
+                          <w:rPr>
+                            <w:rFonts w:hint="eastAsia"/>
                             <w:b/>
                             <w:color w:val="000000"/>
                             <w:sz w:val="18"/>
@@ -4927,6 +5067,7 @@
                           <w:spacing w:line="320" w:lineRule="atLeast"/>
                           <w:ind w:firstLineChars="0"/>
                           <w:rPr>
+                            <w:rFonts w:hint="eastAsia"/>
                             <w:color w:val="000000"/>
                             <w:sz w:val="18"/>
                             <w:szCs w:val="18"/>
@@ -5123,6 +5264,7 @@
                           <w:spacing w:line="320" w:lineRule="atLeast"/>
                           <w:ind w:firstLineChars="0"/>
                           <w:rPr>
+                            <w:rFonts w:hint="eastAsia"/>
                             <w:color w:val="000000"/>
                             <w:sz w:val="18"/>
                             <w:szCs w:val="18"/>
@@ -5266,6 +5408,7 @@
                         <w:pPr>
                           <w:spacing w:line="320" w:lineRule="atLeast"/>
                           <w:rPr>
+                            <w:rFonts w:hint="eastAsia"/>
                             <w:color w:val="000000"/>
                             <w:sz w:val="18"/>
                             <w:szCs w:val="18"/>
@@ -5336,6 +5479,7 @@
                           <w:spacing w:line="320" w:lineRule="atLeast"/>
                           <w:ind w:firstLine="360"/>
                           <w:rPr>
+                            <w:rFonts w:hint="eastAsia"/>
                             <w:color w:val="000000"/>
                             <w:sz w:val="18"/>
                             <w:szCs w:val="18"/>
@@ -5388,6 +5532,9 @@
                         <w:pPr>
                           <w:spacing w:line="320" w:lineRule="atLeast"/>
                           <w:ind w:firstLine="345"/>
+                          <w:rPr>
+                            <w:rFonts w:hint="eastAsia"/>
+                          </w:rPr>
                         </w:pPr>
                         <w:r>
                           <w:rPr>
@@ -5427,6 +5574,9 @@
                         <w:pPr>
                           <w:spacing w:line="320" w:lineRule="atLeast"/>
                           <w:ind w:firstLine="345"/>
+                          <w:rPr>
+                            <w:rFonts w:hint="eastAsia"/>
+                          </w:rPr>
                         </w:pPr>
                         <w:r>
                           <w:rPr>
@@ -5478,6 +5628,7 @@
                           <w:spacing w:line="320" w:lineRule="atLeast"/>
                           <w:ind w:firstLine="345"/>
                           <w:rPr>
+                            <w:rFonts w:hint="eastAsia"/>
                             <w:color w:val="000000"/>
                             <w:sz w:val="18"/>
                             <w:szCs w:val="18"/>
@@ -5524,12 +5675,16 @@
                         <w:pPr>
                           <w:spacing w:line="320" w:lineRule="atLeast"/>
                           <w:ind w:firstLine="345"/>
-                        </w:pPr>
-                      </w:p>
-                      <w:p>
-                        <w:pPr>
-                          <w:spacing w:line="320" w:lineRule="atLeast"/>
-                          <w:rPr>
+                          <w:rPr>
+                            <w:rFonts w:hint="eastAsia"/>
+                          </w:rPr>
+                        </w:pPr>
+                      </w:p>
+                      <w:p>
+                        <w:pPr>
+                          <w:spacing w:line="320" w:lineRule="atLeast"/>
+                          <w:rPr>
+                            <w:rFonts w:hint="eastAsia"/>
                             <w:color w:val="000000"/>
                             <w:sz w:val="18"/>
                             <w:szCs w:val="18"/>
@@ -5592,6 +5747,7 @@
                           <w:spacing w:line="320" w:lineRule="atLeast"/>
                           <w:ind w:firstLine="360"/>
                           <w:rPr>
+                            <w:rFonts w:hint="eastAsia"/>
                             <w:color w:val="000000"/>
                             <w:sz w:val="18"/>
                             <w:szCs w:val="18"/>
@@ -5656,6 +5812,7 @@
                           <w:spacing w:line="320" w:lineRule="atLeast"/>
                           <w:ind w:firstLine="360"/>
                           <w:rPr>
+                            <w:rFonts w:hint="eastAsia"/>
                             <w:color w:val="000000"/>
                             <w:sz w:val="18"/>
                             <w:szCs w:val="18"/>
@@ -5709,6 +5866,7 @@
                         <w:pPr>
                           <w:spacing w:line="320" w:lineRule="atLeast"/>
                           <w:rPr>
+                            <w:rFonts w:hint="eastAsia"/>
                             <w:color w:val="000000"/>
                             <w:sz w:val="18"/>
                             <w:szCs w:val="18"/>
@@ -5787,6 +5945,7 @@
                         <w:pPr>
                           <w:spacing w:line="320" w:lineRule="atLeast"/>
                           <w:rPr>
+                            <w:rFonts w:hint="eastAsia"/>
                             <w:color w:val="000000"/>
                             <w:sz w:val="18"/>
                             <w:szCs w:val="18"/>
@@ -5985,6 +6144,7 @@
                         <w:pPr>
                           <w:spacing w:line="320" w:lineRule="atLeast"/>
                           <w:rPr>
+                            <w:rFonts w:hint="eastAsia"/>
                             <w:color w:val="000000"/>
                             <w:sz w:val="18"/>
                             <w:szCs w:val="18"/>
@@ -6022,6 +6182,7 @@
                           <w:spacing w:line="320" w:lineRule="atLeast"/>
                           <w:ind w:firstLine="360"/>
                           <w:rPr>
+                            <w:rFonts w:hint="eastAsia"/>
                             <w:color w:val="000000"/>
                             <w:sz w:val="18"/>
                             <w:szCs w:val="18"/>
@@ -6155,6 +6316,9 @@
                         <w:pPr>
                           <w:spacing w:line="320" w:lineRule="atLeast"/>
                           <w:ind w:firstLine="360"/>
+                          <w:rPr>
+                            <w:rFonts w:hint="eastAsia"/>
+                          </w:rPr>
                         </w:pPr>
                         <w:r>
                           <w:rPr>
@@ -6253,6 +6417,7 @@
                           <w:spacing w:line="320" w:lineRule="atLeast"/>
                           <w:ind w:firstLine="360"/>
                           <w:rPr>
+                            <w:rFonts w:hint="eastAsia"/>
                             <w:color w:val="000000"/>
                             <w:sz w:val="18"/>
                             <w:szCs w:val="18"/>
@@ -6348,6 +6513,7 @@
                           <w:spacing w:line="320" w:lineRule="atLeast"/>
                           <w:ind w:firstLine="360"/>
                           <w:rPr>
+                            <w:rFonts w:hint="eastAsia"/>
                             <w:color w:val="000000"/>
                             <w:sz w:val="18"/>
                             <w:szCs w:val="18"/>
@@ -6450,6 +6616,7 @@
                           <w:spacing w:line="320" w:lineRule="atLeast"/>
                           <w:ind w:firstLine="360"/>
                           <w:rPr>
+                            <w:rFonts w:hint="eastAsia"/>
                             <w:color w:val="000000"/>
                             <w:sz w:val="18"/>
                             <w:szCs w:val="18"/>
@@ -6548,6 +6715,7 @@
                           <w:spacing w:line="320" w:lineRule="atLeast"/>
                           <w:ind w:firstLine="360"/>
                           <w:rPr>
+                            <w:rFonts w:hint="eastAsia"/>
                             <w:color w:val="000000"/>
                             <w:sz w:val="18"/>
                             <w:szCs w:val="18"/>
@@ -6623,6 +6791,7 @@
                           <w:spacing w:line="320" w:lineRule="atLeast"/>
                           <w:ind w:firstLine="360"/>
                           <w:rPr>
+                            <w:rFonts w:hint="eastAsia"/>
                             <w:color w:val="000000"/>
                             <w:sz w:val="18"/>
                             <w:szCs w:val="18"/>
@@ -6697,16 +6866,18 @@
                           <w:spacing w:line="320" w:lineRule="atLeast"/>
                           <w:ind w:firstLine="360"/>
                           <w:rPr>
-                            <w:color w:val="000000"/>
-                            <w:sz w:val="18"/>
-                            <w:szCs w:val="18"/>
-                          </w:rPr>
-                        </w:pPr>
-                      </w:p>
-                      <w:p>
-                        <w:pPr>
-                          <w:spacing w:line="320" w:lineRule="atLeast"/>
-                          <w:rPr>
+                            <w:rFonts w:hint="eastAsia"/>
+                            <w:color w:val="000000"/>
+                            <w:sz w:val="18"/>
+                            <w:szCs w:val="18"/>
+                          </w:rPr>
+                        </w:pPr>
+                      </w:p>
+                      <w:p>
+                        <w:pPr>
+                          <w:spacing w:line="320" w:lineRule="atLeast"/>
+                          <w:rPr>
+                            <w:rFonts w:hint="eastAsia"/>
                             <w:color w:val="000000"/>
                             <w:sz w:val="18"/>
                             <w:szCs w:val="18"/>
@@ -6794,17 +6965,19 @@
                         <w:pPr>
                           <w:spacing w:line="320" w:lineRule="atLeast"/>
                           <w:rPr>
-                            <w:color w:val="000000"/>
-                            <w:sz w:val="18"/>
-                            <w:szCs w:val="18"/>
-                          </w:rPr>
-                        </w:pPr>
-                        <w:r>
-                          <w:rPr>
-                            <w:color w:val="000000"/>
-                            <w:sz w:val="18"/>
-                            <w:szCs w:val="18"/>
-                          </w:rPr>
+                            <w:rFonts w:hint="eastAsia"/>
+                            <w:color w:val="000000"/>
+                            <w:sz w:val="18"/>
+                            <w:szCs w:val="18"/>
+                          </w:rPr>
+                        </w:pPr>
+                        <w:r>
+                          <w:rPr>
+                            <w:color w:val="000000"/>
+                            <w:sz w:val="18"/>
+                            <w:szCs w:val="18"/>
+                          </w:rPr>
+                          <w:lastRenderedPageBreak/>
                           <w:t xml:space="preserve">    ① 使用自实现高性能对象池</w:t>
                         </w:r>
                         <w:r>
@@ -6841,6 +7014,7 @@
                           <w:spacing w:line="320" w:lineRule="atLeast"/>
                           <w:ind w:firstLine="360"/>
                           <w:rPr>
+                            <w:rFonts w:hint="eastAsia"/>
                             <w:color w:val="000000"/>
                             <w:sz w:val="18"/>
                             <w:szCs w:val="18"/>
@@ -6904,6 +7078,7 @@
                         <w:pPr>
                           <w:spacing w:line="320" w:lineRule="atLeast"/>
                           <w:rPr>
+                            <w:rFonts w:hint="eastAsia"/>
                             <w:color w:val="000000"/>
                             <w:sz w:val="18"/>
                             <w:szCs w:val="18"/>
@@ -6977,18 +7152,18 @@
                           <w:spacing w:line="320" w:lineRule="atLeast"/>
                           <w:ind w:firstLineChars="200" w:firstLine="360"/>
                           <w:rPr>
-                            <w:color w:val="000000"/>
-                            <w:sz w:val="18"/>
-                            <w:szCs w:val="18"/>
-                          </w:rPr>
-                        </w:pPr>
-                        <w:r>
-                          <w:rPr>
-                            <w:color w:val="000000"/>
-                            <w:sz w:val="18"/>
-                            <w:szCs w:val="18"/>
-                          </w:rPr>
-                          <w:lastRenderedPageBreak/>
+                            <w:rFonts w:hint="eastAsia"/>
+                            <w:color w:val="000000"/>
+                            <w:sz w:val="18"/>
+                            <w:szCs w:val="18"/>
+                          </w:rPr>
+                        </w:pPr>
+                        <w:r>
+                          <w:rPr>
+                            <w:color w:val="000000"/>
+                            <w:sz w:val="18"/>
+                            <w:szCs w:val="18"/>
+                          </w:rPr>
                           <w:t>④</w:t>
                         </w:r>
                         <w:r>
@@ -7031,6 +7206,7 @@
                           <w:spacing w:line="320" w:lineRule="atLeast"/>
                           <w:ind w:firstLine="345"/>
                           <w:rPr>
+                            <w:rFonts w:hint="eastAsia"/>
                             <w:color w:val="000000"/>
                             <w:sz w:val="18"/>
                             <w:szCs w:val="18"/>
@@ -7083,6 +7259,9 @@
                       <w:p>
                         <w:pPr>
                           <w:spacing w:line="320" w:lineRule="atLeast"/>
+                          <w:rPr>
+                            <w:rFonts w:hint="eastAsia"/>
+                          </w:rPr>
                         </w:pPr>
                         <w:r>
                           <w:rPr>
@@ -7134,6 +7313,9 @@
                       <w:p>
                         <w:pPr>
                           <w:spacing w:line="320" w:lineRule="atLeast"/>
+                          <w:rPr>
+                            <w:rFonts w:hint="eastAsia"/>
+                          </w:rPr>
                         </w:pPr>
                         <w:r>
                           <w:rPr>
@@ -7212,6 +7394,9 @@
                       <w:p>
                         <w:pPr>
                           <w:spacing w:line="320" w:lineRule="atLeast"/>
+                          <w:rPr>
+                            <w:rFonts w:hint="eastAsia"/>
+                          </w:rPr>
                         </w:pPr>
                         <w:r>
                           <w:rPr>
@@ -7289,6 +7474,7 @@
                         <w:pPr>
                           <w:spacing w:line="320" w:lineRule="atLeast"/>
                           <w:rPr>
+                            <w:rFonts w:hint="eastAsia"/>
                             <w:color w:val="000000"/>
                             <w:sz w:val="18"/>
                             <w:szCs w:val="18"/>
@@ -7397,6 +7583,7 @@
                         <w:pPr>
                           <w:spacing w:line="320" w:lineRule="atLeast"/>
                           <w:rPr>
+                            <w:rFonts w:hint="eastAsia"/>
                             <w:color w:val="FF0000"/>
                             <w:sz w:val="18"/>
                             <w:szCs w:val="18"/>
@@ -7617,6 +7804,7 @@
                         <w:pPr>
                           <w:spacing w:line="320" w:lineRule="atLeast"/>
                           <w:rPr>
+                            <w:rFonts w:hint="eastAsia"/>
                             <w:color w:val="FF0000"/>
                             <w:sz w:val="18"/>
                             <w:szCs w:val="18"/>
@@ -7637,15 +7825,7 @@
                             <w:sz w:val="18"/>
                             <w:szCs w:val="18"/>
                           </w:rPr>
-                          <w:t>1</w:t>
-                        </w:r>
-                        <w:r>
-                          <w:rPr>
-                            <w:color w:val="000000"/>
-                            <w:sz w:val="18"/>
-                            <w:szCs w:val="18"/>
-                          </w:rPr>
-                          <w:t>2</w:t>
+                          <w:t>12</w:t>
                         </w:r>
                         <w:r>
                           <w:rPr>
@@ -7861,15 +8041,7 @@
                             <w:sz w:val="18"/>
                             <w:szCs w:val="18"/>
                           </w:rPr>
-                          <w:t>1</w:t>
-                        </w:r>
-                        <w:r>
-                          <w:rPr>
-                            <w:color w:val="000000"/>
-                            <w:sz w:val="18"/>
-                            <w:szCs w:val="18"/>
-                          </w:rPr>
-                          <w:t>3</w:t>
+                          <w:t>13</w:t>
                         </w:r>
                         <w:r>
                           <w:rPr>
@@ -8059,6 +8231,9 @@
                       <w:p>
                         <w:pPr>
                           <w:spacing w:line="320" w:lineRule="atLeast"/>
+                          <w:rPr>
+                            <w:rFonts w:hint="eastAsia"/>
+                          </w:rPr>
                         </w:pPr>
                         <w:r>
                           <w:rPr>
@@ -8141,8 +8316,6 @@
                           </w:rPr>
                           <w:t>模块实现代码提示参数提示等功能</w:t>
                         </w:r>
-                        <w:bookmarkStart w:id="0" w:name="_GoBack"/>
-                        <w:bookmarkEnd w:id="0"/>
                       </w:p>
                     </w:tc>
                   </w:tr>
@@ -8158,6 +8331,7 @@
                         <w:pPr>
                           <w:spacing w:line="320" w:lineRule="atLeast"/>
                           <w:rPr>
+                            <w:rFonts w:hint="eastAsia"/>
                             <w:color w:val="000000"/>
                             <w:sz w:val="18"/>
                             <w:szCs w:val="18"/>
@@ -8267,6 +8441,7 @@
                         <w:pPr>
                           <w:spacing w:line="320" w:lineRule="atLeast"/>
                           <w:rPr>
+                            <w:rFonts w:hint="eastAsia"/>
                             <w:color w:val="000000"/>
                             <w:sz w:val="18"/>
                             <w:szCs w:val="18"/>
@@ -8298,6 +8473,7 @@
                         <w:pPr>
                           <w:spacing w:line="320" w:lineRule="atLeast"/>
                           <w:rPr>
+                            <w:rFonts w:hint="eastAsia"/>
                             <w:color w:val="000000"/>
                             <w:sz w:val="18"/>
                             <w:szCs w:val="18"/>
@@ -8329,6 +8505,7 @@
                         <w:pPr>
                           <w:spacing w:line="320" w:lineRule="atLeast"/>
                           <w:rPr>
+                            <w:rFonts w:hint="eastAsia"/>
                             <w:color w:val="000000"/>
                             <w:sz w:val="18"/>
                             <w:szCs w:val="18"/>
@@ -8354,6 +8531,7 @@
                         <w:pPr>
                           <w:spacing w:line="320" w:lineRule="atLeast"/>
                           <w:rPr>
+                            <w:rFonts w:hint="eastAsia"/>
                             <w:color w:val="000000"/>
                             <w:sz w:val="18"/>
                             <w:szCs w:val="18"/>
@@ -8528,6 +8706,7 @@
                         <w:pPr>
                           <w:spacing w:line="320" w:lineRule="atLeast"/>
                           <w:rPr>
+                            <w:rFonts w:hint="eastAsia"/>
                             <w:color w:val="000000"/>
                             <w:sz w:val="18"/>
                             <w:szCs w:val="18"/>
@@ -8553,6 +8732,7 @@
                         <w:pPr>
                           <w:spacing w:line="320" w:lineRule="atLeast"/>
                           <w:rPr>
+                            <w:rFonts w:hint="eastAsia"/>
                             <w:color w:val="000000"/>
                             <w:sz w:val="18"/>
                             <w:szCs w:val="18"/>
@@ -8604,7 +8784,13 @@
         </w:tc>
       </w:tr>
     </w:tbl>
-    <w:p/>
+    <w:p>
+      <w:pPr>
+        <w:rPr>
+          <w:rFonts w:hint="eastAsia"/>
+        </w:rPr>
+      </w:pPr>
+    </w:p>
     <w:sectPr>
       <w:pgSz w:w="11906" w:h="16838"/>
       <w:pgMar w:top="1440" w:right="1800" w:bottom="1440" w:left="1800" w:header="851" w:footer="992" w:gutter="0"/>
@@ -8616,9 +8802,14 @@
 </file>
 
 <file path=word/endnotes.xml><?xml version="1.0" encoding="utf-8"?>
-<w:endnotes xmlns:wpc="http://schemas.microsoft.com/office/word/2010/wordprocessingCanvas" xmlns:cx="http://schemas.microsoft.com/office/drawing/2014/chartex" xmlns:cx1="http://schemas.microsoft.com/office/drawing/2015/9/8/chartex" xmlns:cx2="http://schemas.microsoft.com/office/drawing/2015/10/21/chartex" xmlns:cx3="http://schemas.microsoft.com/office/drawing/2016/5/9/chartex" xmlns:cx4="http://schemas.microsoft.com/office/drawing/2016/5/10/chartex" xmlns:cx5="http://schemas.microsoft.com/office/drawing/2016/5/11/chartex" xmlns:cx6="http://schemas.microsoft.com/office/drawing/2016/5/12/chartex" xmlns:cx7="http://schemas.microsoft.com/office/drawing/2016/5/13/chartex" xmlns:cx8="http://schemas.microsoft.com/office/drawing/2016/5/14/chartex" xmlns:mc="http://schemas.openxmlformats.org/markup-compatibility/2006" xmlns:aink="http://schemas.microsoft.com/office/drawing/2016/ink" xmlns:am3d="http://schemas.microsoft.com/office/drawing/2017/model3d" xmlns:o="urn:schemas-microsoft-com:office:office" xmlns:r="http://schemas.openxmlformats.org/officeDocument/2006/relationships" xmlns:m="http://schemas.openxmlformats.org/officeDocument/2006/math" xmlns:v="urn:schemas-microsoft-com:vml" xmlns:wp14="http://schemas.microsoft.com/office/word/2010/wordprocessingDrawing" xmlns:wp="http://schemas.openxmlformats.org/drawingml/2006/wordprocessingDrawing" xmlns:w10="urn:schemas-microsoft-com:office:word" xmlns:w="http://schemas.openxmlformats.org/wordprocessingml/2006/main" xmlns:w14="http://schemas.microsoft.com/office/word/2010/wordml" xmlns:w15="http://schemas.microsoft.com/office/word/2012/wordml" xmlns:w16cid="http://schemas.microsoft.com/office/word/2016/wordml/cid" xmlns:w16se="http://schemas.microsoft.com/office/word/2015/wordml/symex" xmlns:wpg="http://schemas.microsoft.com/office/word/2010/wordprocessingGroup" xmlns:wpi="http://schemas.microsoft.com/office/word/2010/wordprocessingInk" xmlns:wne="http://schemas.microsoft.com/office/word/2006/wordml" xmlns:wps="http://schemas.microsoft.com/office/word/2010/wordprocessingShape" mc:Ignorable="w14 w15 w16se w16cid wp14">
+<w:endnotes xmlns:wpc="http://schemas.microsoft.com/office/word/2010/wordprocessingCanvas" xmlns:cx="http://schemas.microsoft.com/office/drawing/2014/chartex" xmlns:cx1="http://schemas.microsoft.com/office/drawing/2015/9/8/chartex" xmlns:cx2="http://schemas.microsoft.com/office/drawing/2015/10/21/chartex" xmlns:cx3="http://schemas.microsoft.com/office/drawing/2016/5/9/chartex" xmlns:cx4="http://schemas.microsoft.com/office/drawing/2016/5/10/chartex" xmlns:cx5="http://schemas.microsoft.com/office/drawing/2016/5/11/chartex" xmlns:cx6="http://schemas.microsoft.com/office/drawing/2016/5/12/chartex" xmlns:cx7="http://schemas.microsoft.com/office/drawing/2016/5/13/chartex" xmlns:cx8="http://schemas.microsoft.com/office/drawing/2016/5/14/chartex" xmlns:mc="http://schemas.openxmlformats.org/markup-compatibility/2006" xmlns:aink="http://schemas.microsoft.com/office/drawing/2016/ink" xmlns:am3d="http://schemas.microsoft.com/office/drawing/2017/model3d" xmlns:o="urn:schemas-microsoft-com:office:office" xmlns:oel="http://schemas.microsoft.com/office/2019/extlst" xmlns:r="http://schemas.openxmlformats.org/officeDocument/2006/relationships" xmlns:m="http://schemas.openxmlformats.org/officeDocument/2006/math" xmlns:v="urn:schemas-microsoft-com:vml" xmlns:wp14="http://schemas.microsoft.com/office/word/2010/wordprocessingDrawing" xmlns:wp="http://schemas.openxmlformats.org/drawingml/2006/wordprocessingDrawing" xmlns:w10="urn:schemas-microsoft-com:office:word" xmlns:w="http://schemas.openxmlformats.org/wordprocessingml/2006/main" xmlns:w14="http://schemas.microsoft.com/office/word/2010/wordml" xmlns:w15="http://schemas.microsoft.com/office/word/2012/wordml" xmlns:w16cex="http://schemas.microsoft.com/office/word/2018/wordml/cex" xmlns:w16cid="http://schemas.microsoft.com/office/word/2016/wordml/cid" xmlns:w16="http://schemas.microsoft.com/office/word/2018/wordml" xmlns:w16sdtdh="http://schemas.microsoft.com/office/word/2020/wordml/sdtdatahash" xmlns:w16se="http://schemas.microsoft.com/office/word/2015/wordml/symex" xmlns:wpg="http://schemas.microsoft.com/office/word/2010/wordprocessingGroup" xmlns:wpi="http://schemas.microsoft.com/office/word/2010/wordprocessingInk" xmlns:wne="http://schemas.microsoft.com/office/word/2006/wordml" xmlns:wps="http://schemas.microsoft.com/office/word/2010/wordprocessingShape" mc:Ignorable="w14 w15 w16se w16cid w16 w16cex w16sdtdh wp14">
   <w:endnote w:type="separator" w:id="-1">
     <w:p>
+      <w:pPr>
+        <w:rPr>
+          <w:rFonts w:hint="eastAsia"/>
+        </w:rPr>
+      </w:pPr>
       <w:r>
         <w:separator/>
       </w:r>
@@ -8626,6 +8817,11 @@
   </w:endnote>
   <w:endnote w:type="continuationSeparator" w:id="0">
     <w:p>
+      <w:pPr>
+        <w:rPr>
+          <w:rFonts w:hint="eastAsia"/>
+        </w:rPr>
+      </w:pPr>
       <w:r>
         <w:continuationSeparator/>
       </w:r>
@@ -8635,9 +8831,14 @@
 </file>
 
 <file path=word/footnotes.xml><?xml version="1.0" encoding="utf-8"?>
-<w:footnotes xmlns:wpc="http://schemas.microsoft.com/office/word/2010/wordprocessingCanvas" xmlns:cx="http://schemas.microsoft.com/office/drawing/2014/chartex" xmlns:cx1="http://schemas.microsoft.com/office/drawing/2015/9/8/chartex" xmlns:cx2="http://schemas.microsoft.com/office/drawing/2015/10/21/chartex" xmlns:cx3="http://schemas.microsoft.com/office/drawing/2016/5/9/chartex" xmlns:cx4="http://schemas.microsoft.com/office/drawing/2016/5/10/chartex" xmlns:cx5="http://schemas.microsoft.com/office/drawing/2016/5/11/chartex" xmlns:cx6="http://schemas.microsoft.com/office/drawing/2016/5/12/chartex" xmlns:cx7="http://schemas.microsoft.com/office/drawing/2016/5/13/chartex" xmlns:cx8="http://schemas.microsoft.com/office/drawing/2016/5/14/chartex" xmlns:mc="http://schemas.openxmlformats.org/markup-compatibility/2006" xmlns:aink="http://schemas.microsoft.com/office/drawing/2016/ink" xmlns:am3d="http://schemas.microsoft.com/office/drawing/2017/model3d" xmlns:o="urn:schemas-microsoft-com:office:office" xmlns:r="http://schemas.openxmlformats.org/officeDocument/2006/relationships" xmlns:m="http://schemas.openxmlformats.org/officeDocument/2006/math" xmlns:v="urn:schemas-microsoft-com:vml" xmlns:wp14="http://schemas.microsoft.com/office/word/2010/wordprocessingDrawing" xmlns:wp="http://schemas.openxmlformats.org/drawingml/2006/wordprocessingDrawing" xmlns:w10="urn:schemas-microsoft-com:office:word" xmlns:w="http://schemas.openxmlformats.org/wordprocessingml/2006/main" xmlns:w14="http://schemas.microsoft.com/office/word/2010/wordml" xmlns:w15="http://schemas.microsoft.com/office/word/2012/wordml" xmlns:w16cid="http://schemas.microsoft.com/office/word/2016/wordml/cid" xmlns:w16se="http://schemas.microsoft.com/office/word/2015/wordml/symex" xmlns:wpg="http://schemas.microsoft.com/office/word/2010/wordprocessingGroup" xmlns:wpi="http://schemas.microsoft.com/office/word/2010/wordprocessingInk" xmlns:wne="http://schemas.microsoft.com/office/word/2006/wordml" xmlns:wps="http://schemas.microsoft.com/office/word/2010/wordprocessingShape" mc:Ignorable="w14 w15 w16se w16cid wp14">
+<w:footnotes xmlns:wpc="http://schemas.microsoft.com/office/word/2010/wordprocessingCanvas" xmlns:cx="http://schemas.microsoft.com/office/drawing/2014/chartex" xmlns:cx1="http://schemas.microsoft.com/office/drawing/2015/9/8/chartex" xmlns:cx2="http://schemas.microsoft.com/office/drawing/2015/10/21/chartex" xmlns:cx3="http://schemas.microsoft.com/office/drawing/2016/5/9/chartex" xmlns:cx4="http://schemas.microsoft.com/office/drawing/2016/5/10/chartex" xmlns:cx5="http://schemas.microsoft.com/office/drawing/2016/5/11/chartex" xmlns:cx6="http://schemas.microsoft.com/office/drawing/2016/5/12/chartex" xmlns:cx7="http://schemas.microsoft.com/office/drawing/2016/5/13/chartex" xmlns:cx8="http://schemas.microsoft.com/office/drawing/2016/5/14/chartex" xmlns:mc="http://schemas.openxmlformats.org/markup-compatibility/2006" xmlns:aink="http://schemas.microsoft.com/office/drawing/2016/ink" xmlns:am3d="http://schemas.microsoft.com/office/drawing/2017/model3d" xmlns:o="urn:schemas-microsoft-com:office:office" xmlns:oel="http://schemas.microsoft.com/office/2019/extlst" xmlns:r="http://schemas.openxmlformats.org/officeDocument/2006/relationships" xmlns:m="http://schemas.openxmlformats.org/officeDocument/2006/math" xmlns:v="urn:schemas-microsoft-com:vml" xmlns:wp14="http://schemas.microsoft.com/office/word/2010/wordprocessingDrawing" xmlns:wp="http://schemas.openxmlformats.org/drawingml/2006/wordprocessingDrawing" xmlns:w10="urn:schemas-microsoft-com:office:word" xmlns:w="http://schemas.openxmlformats.org/wordprocessingml/2006/main" xmlns:w14="http://schemas.microsoft.com/office/word/2010/wordml" xmlns:w15="http://schemas.microsoft.com/office/word/2012/wordml" xmlns:w16cex="http://schemas.microsoft.com/office/word/2018/wordml/cex" xmlns:w16cid="http://schemas.microsoft.com/office/word/2016/wordml/cid" xmlns:w16="http://schemas.microsoft.com/office/word/2018/wordml" xmlns:w16sdtdh="http://schemas.microsoft.com/office/word/2020/wordml/sdtdatahash" xmlns:w16se="http://schemas.microsoft.com/office/word/2015/wordml/symex" xmlns:wpg="http://schemas.microsoft.com/office/word/2010/wordprocessingGroup" xmlns:wpi="http://schemas.microsoft.com/office/word/2010/wordprocessingInk" xmlns:wne="http://schemas.microsoft.com/office/word/2006/wordml" xmlns:wps="http://schemas.microsoft.com/office/word/2010/wordprocessingShape" mc:Ignorable="w14 w15 w16se w16cid w16 w16cex w16sdtdh wp14">
   <w:footnote w:type="separator" w:id="-1">
     <w:p>
+      <w:pPr>
+        <w:rPr>
+          <w:rFonts w:hint="eastAsia"/>
+        </w:rPr>
+      </w:pPr>
       <w:r>
         <w:separator/>
       </w:r>
@@ -8645,6 +8846,11 @@
   </w:footnote>
   <w:footnote w:type="continuationSeparator" w:id="0">
     <w:p>
+      <w:pPr>
+        <w:rPr>
+          <w:rFonts w:hint="eastAsia"/>
+        </w:rPr>
+      </w:pPr>
       <w:r>
         <w:continuationSeparator/>
       </w:r>
@@ -8654,7 +8860,7 @@
 </file>
 
 <file path=word/numbering.xml><?xml version="1.0" encoding="utf-8"?>
-<w:numbering xmlns:wpc="http://schemas.microsoft.com/office/word/2010/wordprocessingCanvas" xmlns:cx="http://schemas.microsoft.com/office/drawing/2014/chartex" xmlns:cx1="http://schemas.microsoft.com/office/drawing/2015/9/8/chartex" xmlns:cx2="http://schemas.microsoft.com/office/drawing/2015/10/21/chartex" xmlns:cx3="http://schemas.microsoft.com/office/drawing/2016/5/9/chartex" xmlns:cx4="http://schemas.microsoft.com/office/drawing/2016/5/10/chartex" xmlns:cx5="http://schemas.microsoft.com/office/drawing/2016/5/11/chartex" xmlns:cx6="http://schemas.microsoft.com/office/drawing/2016/5/12/chartex" xmlns:cx7="http://schemas.microsoft.com/office/drawing/2016/5/13/chartex" xmlns:cx8="http://schemas.microsoft.com/office/drawing/2016/5/14/chartex" xmlns:mc="http://schemas.openxmlformats.org/markup-compatibility/2006" xmlns:aink="http://schemas.microsoft.com/office/drawing/2016/ink" xmlns:am3d="http://schemas.microsoft.com/office/drawing/2017/model3d" xmlns:o="urn:schemas-microsoft-com:office:office" xmlns:r="http://schemas.openxmlformats.org/officeDocument/2006/relationships" xmlns:m="http://schemas.openxmlformats.org/officeDocument/2006/math" xmlns:v="urn:schemas-microsoft-com:vml" xmlns:wp14="http://schemas.microsoft.com/office/word/2010/wordprocessingDrawing" xmlns:wp="http://schemas.openxmlformats.org/drawingml/2006/wordprocessingDrawing" xmlns:w10="urn:schemas-microsoft-com:office:word" xmlns:w="http://schemas.openxmlformats.org/wordprocessingml/2006/main" xmlns:w14="http://schemas.microsoft.com/office/word/2010/wordml" xmlns:w15="http://schemas.microsoft.com/office/word/2012/wordml" xmlns:w16cid="http://schemas.microsoft.com/office/word/2016/wordml/cid" xmlns:w16se="http://schemas.microsoft.com/office/word/2015/wordml/symex" xmlns:wpg="http://schemas.microsoft.com/office/word/2010/wordprocessingGroup" xmlns:wpi="http://schemas.microsoft.com/office/word/2010/wordprocessingInk" xmlns:wne="http://schemas.microsoft.com/office/word/2006/wordml" xmlns:wps="http://schemas.microsoft.com/office/word/2010/wordprocessingShape" mc:Ignorable="w14 w15 w16se w16cid wp14">
+<w:numbering xmlns:wpc="http://schemas.microsoft.com/office/word/2010/wordprocessingCanvas" xmlns:cx="http://schemas.microsoft.com/office/drawing/2014/chartex" xmlns:cx1="http://schemas.microsoft.com/office/drawing/2015/9/8/chartex" xmlns:cx2="http://schemas.microsoft.com/office/drawing/2015/10/21/chartex" xmlns:cx3="http://schemas.microsoft.com/office/drawing/2016/5/9/chartex" xmlns:cx4="http://schemas.microsoft.com/office/drawing/2016/5/10/chartex" xmlns:cx5="http://schemas.microsoft.com/office/drawing/2016/5/11/chartex" xmlns:cx6="http://schemas.microsoft.com/office/drawing/2016/5/12/chartex" xmlns:cx7="http://schemas.microsoft.com/office/drawing/2016/5/13/chartex" xmlns:cx8="http://schemas.microsoft.com/office/drawing/2016/5/14/chartex" xmlns:mc="http://schemas.openxmlformats.org/markup-compatibility/2006" xmlns:aink="http://schemas.microsoft.com/office/drawing/2016/ink" xmlns:am3d="http://schemas.microsoft.com/office/drawing/2017/model3d" xmlns:o="urn:schemas-microsoft-com:office:office" xmlns:oel="http://schemas.microsoft.com/office/2019/extlst" xmlns:r="http://schemas.openxmlformats.org/officeDocument/2006/relationships" xmlns:m="http://schemas.openxmlformats.org/officeDocument/2006/math" xmlns:v="urn:schemas-microsoft-com:vml" xmlns:wp14="http://schemas.microsoft.com/office/word/2010/wordprocessingDrawing" xmlns:wp="http://schemas.openxmlformats.org/drawingml/2006/wordprocessingDrawing" xmlns:w10="urn:schemas-microsoft-com:office:word" xmlns:w="http://schemas.openxmlformats.org/wordprocessingml/2006/main" xmlns:w14="http://schemas.microsoft.com/office/word/2010/wordml" xmlns:w15="http://schemas.microsoft.com/office/word/2012/wordml" xmlns:w16cex="http://schemas.microsoft.com/office/word/2018/wordml/cex" xmlns:w16cid="http://schemas.microsoft.com/office/word/2016/wordml/cid" xmlns:w16="http://schemas.microsoft.com/office/word/2018/wordml" xmlns:w16sdtdh="http://schemas.microsoft.com/office/word/2020/wordml/sdtdatahash" xmlns:w16se="http://schemas.microsoft.com/office/word/2015/wordml/symex" xmlns:wpg="http://schemas.microsoft.com/office/word/2010/wordprocessingGroup" xmlns:wpi="http://schemas.microsoft.com/office/word/2010/wordprocessingInk" xmlns:wne="http://schemas.microsoft.com/office/word/2006/wordml" xmlns:wps="http://schemas.microsoft.com/office/word/2010/wordprocessingShape" mc:Ignorable="w14 w15 w16se w16cid w16 w16cex w16sdtdh wp14">
   <w:abstractNum w:abstractNumId="0" w15:restartNumberingAfterBreak="0">
     <w:nsid w:val="194E69CB"/>
     <w:multiLevelType w:val="hybridMultilevel"/>
@@ -9338,32 +9544,32 @@
       </w:rPr>
     </w:lvl>
   </w:abstractNum>
-  <w:num w:numId="1">
+  <w:num w:numId="1" w16cid:durableId="1683706902">
     <w:abstractNumId w:val="5"/>
   </w:num>
-  <w:num w:numId="2">
+  <w:num w:numId="2" w16cid:durableId="1592619406">
     <w:abstractNumId w:val="1"/>
   </w:num>
-  <w:num w:numId="3">
+  <w:num w:numId="3" w16cid:durableId="1291595506">
     <w:abstractNumId w:val="4"/>
   </w:num>
-  <w:num w:numId="4">
+  <w:num w:numId="4" w16cid:durableId="1549487564">
     <w:abstractNumId w:val="0"/>
   </w:num>
-  <w:num w:numId="5">
+  <w:num w:numId="5" w16cid:durableId="212740539">
     <w:abstractNumId w:val="2"/>
   </w:num>
-  <w:num w:numId="6">
+  <w:num w:numId="6" w16cid:durableId="992177384">
     <w:abstractNumId w:val="3"/>
   </w:num>
-  <w:num w:numId="7">
+  <w:num w:numId="7" w16cid:durableId="1442064313">
     <w:abstractNumId w:val="6"/>
   </w:num>
 </w:numbering>
 </file>
 
 <file path=word/styles.xml><?xml version="1.0" encoding="utf-8"?>
-<w:styles xmlns:mc="http://schemas.openxmlformats.org/markup-compatibility/2006" xmlns:r="http://schemas.openxmlformats.org/officeDocument/2006/relationships" xmlns:w="http://schemas.openxmlformats.org/wordprocessingml/2006/main" xmlns:w14="http://schemas.microsoft.com/office/word/2010/wordml" xmlns:w15="http://schemas.microsoft.com/office/word/2012/wordml" xmlns:w16cid="http://schemas.microsoft.com/office/word/2016/wordml/cid" xmlns:w16se="http://schemas.microsoft.com/office/word/2015/wordml/symex" mc:Ignorable="w14 w15 w16se w16cid">
+<w:styles xmlns:mc="http://schemas.openxmlformats.org/markup-compatibility/2006" xmlns:r="http://schemas.openxmlformats.org/officeDocument/2006/relationships" xmlns:w="http://schemas.openxmlformats.org/wordprocessingml/2006/main" xmlns:w14="http://schemas.microsoft.com/office/word/2010/wordml" xmlns:w15="http://schemas.microsoft.com/office/word/2012/wordml" xmlns:w16cex="http://schemas.microsoft.com/office/word/2018/wordml/cex" xmlns:w16cid="http://schemas.microsoft.com/office/word/2016/wordml/cid" xmlns:w16="http://schemas.microsoft.com/office/word/2018/wordml" xmlns:w16sdtdh="http://schemas.microsoft.com/office/word/2020/wordml/sdtdatahash" xmlns:w16se="http://schemas.microsoft.com/office/word/2015/wordml/symex" mc:Ignorable="w14 w15 w16se w16cid w16 w16cex w16sdtdh">
   <w:docDefaults>
     <w:rPrDefault>
       <w:rPr>
@@ -9373,7 +9579,7 @@
     </w:rPrDefault>
     <w:pPrDefault/>
   </w:docDefaults>
-  <w:latentStyles w:defLockedState="0" w:defUIPriority="99" w:defSemiHidden="0" w:defUnhideWhenUsed="0" w:defQFormat="0" w:count="375">
+  <w:latentStyles w:defLockedState="0" w:defUIPriority="99" w:defSemiHidden="0" w:defUnhideWhenUsed="0" w:defQFormat="0" w:count="376">
     <w:lsdException w:name="Normal" w:uiPriority="0" w:qFormat="1"/>
     <w:lsdException w:name="heading 1" w:uiPriority="9" w:qFormat="1"/>
     <w:lsdException w:name="heading 2" w:semiHidden="1" w:uiPriority="9" w:unhideWhenUsed="1" w:qFormat="1"/>
@@ -9749,6 +9955,7 @@
     <w:lsdException w:name="Smart Hyperlink" w:semiHidden="1" w:unhideWhenUsed="1"/>
     <w:lsdException w:name="Hashtag" w:semiHidden="1" w:unhideWhenUsed="1"/>
     <w:lsdException w:name="Unresolved Mention" w:semiHidden="1" w:unhideWhenUsed="1"/>
+    <w:lsdException w:name="Smart Link" w:semiHidden="1" w:unhideWhenUsed="1"/>
   </w:latentStyles>
   <w:style w:type="paragraph" w:default="1" w:styleId="a">
     <w:name w:val="Normal"/>
